--- a/practical_documentation/p18.docx
+++ b/practical_documentation/p18.docx
@@ -1,6 +1,6 @@
 
 <file path=word/document.xml><?xml version="1.0" encoding="utf-8"?>
-<w:document xmlns:wpc="http://schemas.microsoft.com/office/word/2010/wordprocessingCanvas" xmlns:mc="http://schemas.openxmlformats.org/markup-compatibility/2006" xmlns:o="urn:schemas-microsoft-com:office:office" xmlns:r="http://schemas.openxmlformats.org/officeDocument/2006/relationships" xmlns:m="http://schemas.openxmlformats.org/officeDocument/2006/math" xmlns:v="urn:schemas-microsoft-com:vml" xmlns:wp14="http://schemas.microsoft.com/office/word/2010/wordprocessingDrawing" xmlns:wp="http://schemas.openxmlformats.org/drawingml/2006/wordprocessingDrawing" xmlns:w10="urn:schemas-microsoft-com:office:word" xmlns:w="http://schemas.openxmlformats.org/wordprocessingml/2006/main" xmlns:w14="http://schemas.microsoft.com/office/word/2010/wordml" xmlns:w15="http://schemas.microsoft.com/office/word/2012/wordml" xmlns:wpg="http://schemas.microsoft.com/office/word/2010/wordprocessingGroup" xmlns:wpi="http://schemas.microsoft.com/office/word/2010/wordprocessingInk" xmlns:wne="http://schemas.microsoft.com/office/word/2006/wordml" xmlns:wps="http://schemas.microsoft.com/office/word/2010/wordprocessingShape" mc:Ignorable="w14 w15 wp14">
+<w:document xmlns:wpc="http://schemas.microsoft.com/office/word/2010/wordprocessingCanvas" xmlns:cx="http://schemas.microsoft.com/office/drawing/2014/chartex" xmlns:cx1="http://schemas.microsoft.com/office/drawing/2015/9/8/chartex" xmlns:cx2="http://schemas.microsoft.com/office/drawing/2015/10/21/chartex" xmlns:cx3="http://schemas.microsoft.com/office/drawing/2016/5/9/chartex" xmlns:cx4="http://schemas.microsoft.com/office/drawing/2016/5/10/chartex" xmlns:cx5="http://schemas.microsoft.com/office/drawing/2016/5/11/chartex" xmlns:cx6="http://schemas.microsoft.com/office/drawing/2016/5/12/chartex" xmlns:cx7="http://schemas.microsoft.com/office/drawing/2016/5/13/chartex" xmlns:cx8="http://schemas.microsoft.com/office/drawing/2016/5/14/chartex" xmlns:mc="http://schemas.openxmlformats.org/markup-compatibility/2006" xmlns:aink="http://schemas.microsoft.com/office/drawing/2016/ink" xmlns:am3d="http://schemas.microsoft.com/office/drawing/2017/model3d" xmlns:o="urn:schemas-microsoft-com:office:office" xmlns:oel="http://schemas.microsoft.com/office/2019/extlst" xmlns:r="http://schemas.openxmlformats.org/officeDocument/2006/relationships" xmlns:m="http://schemas.openxmlformats.org/officeDocument/2006/math" xmlns:v="urn:schemas-microsoft-com:vml" xmlns:wp14="http://schemas.microsoft.com/office/word/2010/wordprocessingDrawing" xmlns:wp="http://schemas.openxmlformats.org/drawingml/2006/wordprocessingDrawing" xmlns:w10="urn:schemas-microsoft-com:office:word" xmlns:w="http://schemas.openxmlformats.org/wordprocessingml/2006/main" xmlns:w14="http://schemas.microsoft.com/office/word/2010/wordml" xmlns:w15="http://schemas.microsoft.com/office/word/2012/wordml" xmlns:w16cex="http://schemas.microsoft.com/office/word/2018/wordml/cex" xmlns:w16cid="http://schemas.microsoft.com/office/word/2016/wordml/cid" xmlns:w16="http://schemas.microsoft.com/office/word/2018/wordml" xmlns:w16du="http://schemas.microsoft.com/office/word/2023/wordml/word16du" xmlns:w16sdtdh="http://schemas.microsoft.com/office/word/2020/wordml/sdtdatahash" xmlns:w16sdtfl="http://schemas.microsoft.com/office/word/2024/wordml/sdtformatlock" xmlns:w16se="http://schemas.microsoft.com/office/word/2015/wordml/symex" xmlns:wpg="http://schemas.microsoft.com/office/word/2010/wordprocessingGroup" xmlns:wpi="http://schemas.microsoft.com/office/word/2010/wordprocessingInk" xmlns:wne="http://schemas.microsoft.com/office/word/2006/wordml" xmlns:wps="http://schemas.microsoft.com/office/word/2010/wordprocessingShape" mc:Ignorable="w14 w15 w16se w16cid w16 w16cex w16sdtdh w16sdtfl w16du wp14">
   <w:body>
     <w:p>
       <w:pPr>
@@ -196,14 +196,12 @@
       <w:r>
         <w:t xml:space="preserve">What is an </w:t>
       </w:r>
-      <w:proofErr w:type="gramStart"/>
       <w:r>
         <w:rPr>
           <w:spacing w:val="-2"/>
         </w:rPr>
         <w:t>Exception:</w:t>
       </w:r>
-      <w:proofErr w:type="gramEnd"/>
     </w:p>
     <w:p>
       <w:pPr>
@@ -255,10 +253,7 @@
         <w:jc w:val="both"/>
       </w:pPr>
       <w:r>
-        <w:t>The current code state is s</w:t>
-      </w:r>
-      <w:r>
-        <w:t>aved. The code execution will switch to a predefined (custom) exception handler function. Depending on the situation, the handler may then resume the execution from the saved code state, terminate the script execution or continue</w:t>
+        <w:t>The current code state is saved. The code execution will switch to a predefined (custom) exception handler function. Depending on the situation, the handler may then resume the execution from the saved code state, terminate the script execution or continue</w:t>
       </w:r>
       <w:r>
         <w:rPr>
@@ -294,10 +289,7 @@
         <w:t xml:space="preserve"> </w:t>
       </w:r>
       <w:r>
-        <w:t>a differen</w:t>
-      </w:r>
-      <w:r>
-        <w:t>t location in the code. We will show different error handling methods:</w:t>
+        <w:t>a different location in the code. We will show different error handling methods:</w:t>
       </w:r>
     </w:p>
     <w:p>
@@ -364,15 +356,7 @@
         <w:t xml:space="preserve"> </w:t>
       </w:r>
       <w:r>
-        <w:t xml:space="preserve">handler </w:t>
-      </w:r>
-      <w:proofErr w:type="gramStart"/>
-      <w:r>
-        <w:t>Multiple</w:t>
-      </w:r>
-      <w:proofErr w:type="gramEnd"/>
-      <w:r>
-        <w:t xml:space="preserve"> exceptions</w:t>
+        <w:t>handler Multiple exceptions</w:t>
       </w:r>
     </w:p>
     <w:p>
@@ -438,10 +422,7 @@
         <w:t xml:space="preserve"> </w:t>
       </w:r>
       <w:r>
-        <w:t>only be used with</w:t>
-      </w:r>
-      <w:r>
-        <w:t xml:space="preserve"> error conditions, and should not be used to jump to another place in the code at a specified point.</w:t>
+        <w:t>only be used with error conditions, and should not be used to jump to another place in the code at a specified point.</w:t>
       </w:r>
     </w:p>
     <w:p>
@@ -799,7 +780,6 @@
       <w:pPr>
         <w:pStyle w:val="BodyText"/>
       </w:pPr>
-      <w:proofErr w:type="gramStart"/>
       <w:r>
         <w:rPr>
           <w:spacing w:val="-2"/>
@@ -814,7 +794,6 @@
         <w:t>php</w:t>
       </w:r>
       <w:proofErr w:type="spellEnd"/>
-      <w:proofErr w:type="gramEnd"/>
     </w:p>
     <w:p>
       <w:pPr>
@@ -862,17 +841,20 @@
         <w:t xml:space="preserve">exception function </w:t>
       </w:r>
       <w:proofErr w:type="spellStart"/>
+      <w:r>
+        <w:t>checkNum</w:t>
+      </w:r>
+      <w:proofErr w:type="spellEnd"/>
+      <w:r>
+        <w:t xml:space="preserve">($number) </w:t>
+      </w:r>
       <w:proofErr w:type="gramStart"/>
       <w:r>
-        <w:t>checkNum</w:t>
-      </w:r>
-      <w:proofErr w:type="spellEnd"/>
-      <w:r>
-        <w:t>(</w:t>
+        <w:t>{ if</w:t>
       </w:r>
       <w:proofErr w:type="gramEnd"/>
       <w:r>
-        <w:t>$number) { if($number&gt;1) {</w:t>
+        <w:t>($number&gt;1) {</w:t>
       </w:r>
     </w:p>
     <w:p>
@@ -881,19 +863,31 @@
         <w:spacing w:line="275" w:lineRule="exact"/>
         <w:ind w:left="240"/>
       </w:pPr>
+      <w:r>
+        <w:t>throw</w:t>
+      </w:r>
+      <w:r>
+        <w:rPr>
+          <w:spacing w:val="-6"/>
+        </w:rPr>
+        <w:t xml:space="preserve"> </w:t>
+      </w:r>
+      <w:r>
+        <w:t>new</w:t>
+      </w:r>
+      <w:r>
+        <w:rPr>
+          <w:spacing w:val="-4"/>
+        </w:rPr>
+        <w:t xml:space="preserve"> </w:t>
+      </w:r>
       <w:proofErr w:type="gramStart"/>
       <w:r>
-        <w:t>throw</w:t>
+        <w:t>Exception(</w:t>
       </w:r>
       <w:proofErr w:type="gramEnd"/>
       <w:r>
-        <w:rPr>
-          <w:spacing w:val="-6"/>
-        </w:rPr>
-        <w:t xml:space="preserve"> </w:t>
-      </w:r>
-      <w:r>
-        <w:t>new</w:t>
+        <w:t>"Value</w:t>
       </w:r>
       <w:r>
         <w:rPr>
@@ -902,10 +896,7 @@
         <w:t xml:space="preserve"> </w:t>
       </w:r>
       <w:r>
-        <w:t>Exception(</w:t>
-      </w:r>
-      <w:r>
-        <w:t>"Value</w:t>
+        <w:t>must</w:t>
       </w:r>
       <w:r>
         <w:rPr>
@@ -914,7 +905,7 @@
         <w:t xml:space="preserve"> </w:t>
       </w:r>
       <w:r>
-        <w:t>must</w:t>
+        <w:t>be</w:t>
       </w:r>
       <w:r>
         <w:rPr>
@@ -923,7 +914,7 @@
         <w:t xml:space="preserve"> </w:t>
       </w:r>
       <w:r>
-        <w:t>be</w:t>
+        <w:t>1</w:t>
       </w:r>
       <w:r>
         <w:rPr>
@@ -932,15 +923,6 @@
         <w:t xml:space="preserve"> </w:t>
       </w:r>
       <w:r>
-        <w:t>1</w:t>
-      </w:r>
-      <w:r>
-        <w:rPr>
-          <w:spacing w:val="-4"/>
-        </w:rPr>
-        <w:t xml:space="preserve"> </w:t>
-      </w:r>
-      <w:r>
         <w:t>or</w:t>
       </w:r>
       <w:r>
@@ -953,8 +935,16 @@
         <w:rPr>
           <w:spacing w:val="-2"/>
         </w:rPr>
-        <w:t>below");</w:t>
-      </w:r>
+        <w:t>below"</w:t>
+      </w:r>
+      <w:proofErr w:type="gramStart"/>
+      <w:r>
+        <w:rPr>
+          <w:spacing w:val="-2"/>
+        </w:rPr>
+        <w:t>);</w:t>
+      </w:r>
+      <w:proofErr w:type="gramEnd"/>
     </w:p>
     <w:p>
       <w:pPr>
@@ -978,20 +968,17 @@
         <w:spacing w:before="22"/>
         <w:ind w:left="120"/>
       </w:pPr>
+      <w:r>
+        <w:t xml:space="preserve">return </w:t>
+      </w:r>
       <w:proofErr w:type="gramStart"/>
       <w:r>
-        <w:t>return</w:t>
+        <w:rPr>
+          <w:spacing w:val="-2"/>
+        </w:rPr>
+        <w:t>true;</w:t>
       </w:r>
       <w:proofErr w:type="gramEnd"/>
-      <w:r>
-        <w:t xml:space="preserve"> </w:t>
-      </w:r>
-      <w:r>
-        <w:rPr>
-          <w:spacing w:val="-2"/>
-        </w:rPr>
-        <w:t>true;</w:t>
-      </w:r>
     </w:p>
     <w:p>
       <w:pPr>
@@ -1046,8 +1033,16 @@
         <w:rPr>
           <w:spacing w:val="-2"/>
         </w:rPr>
-        <w:t>2);</w:t>
-      </w:r>
+        <w:t>2</w:t>
+      </w:r>
+      <w:proofErr w:type="gramStart"/>
+      <w:r>
+        <w:rPr>
+          <w:spacing w:val="-2"/>
+        </w:rPr>
+        <w:t>);</w:t>
+      </w:r>
+      <w:proofErr w:type="gramEnd"/>
     </w:p>
     <w:p>
       <w:pPr>
@@ -1439,20 +1434,12 @@
         <w:pStyle w:val="BodyText"/>
         <w:spacing w:line="259" w:lineRule="auto"/>
       </w:pPr>
-      <w:proofErr w:type="gramStart"/>
       <w:r>
         <w:rPr>
           <w:b/>
         </w:rPr>
         <w:lastRenderedPageBreak/>
-        <w:t>try</w:t>
-      </w:r>
-      <w:proofErr w:type="gramEnd"/>
-      <w:r>
-        <w:rPr>
-          <w:b/>
-        </w:rPr>
-        <w:t xml:space="preserve"> - </w:t>
+        <w:t xml:space="preserve">try - </w:t>
       </w:r>
       <w:r>
         <w:t>A function using an exception should be in a "try" block. If</w:t>
@@ -1521,13 +1508,8 @@
         <w:spacing w:before="22"/>
         <w:ind w:left="720"/>
       </w:pPr>
-      <w:proofErr w:type="gramStart"/>
-      <w:r>
-        <w:t>try</w:t>
-      </w:r>
-      <w:proofErr w:type="gramEnd"/>
-      <w:r>
-        <w:t xml:space="preserve"> </w:t>
+      <w:r>
+        <w:t xml:space="preserve">try </w:t>
       </w:r>
       <w:r>
         <w:rPr>
@@ -1571,27 +1553,14 @@
     <w:p>
       <w:pPr>
         <w:pStyle w:val="BodyText"/>
-      </w:pPr>
-    </w:p>
-    <w:p>
-      <w:pPr>
-        <w:pStyle w:val="BodyText"/>
-        <w:spacing w:before="66"/>
-      </w:pPr>
-    </w:p>
-    <w:p>
-      <w:pPr>
-        <w:pStyle w:val="BodyText"/>
         <w:spacing w:line="259" w:lineRule="auto"/>
       </w:pPr>
-      <w:proofErr w:type="gramStart"/>
       <w:r>
         <w:rPr>
           <w:b/>
         </w:rPr>
         <w:t>throw</w:t>
       </w:r>
-      <w:proofErr w:type="gramEnd"/>
       <w:r>
         <w:rPr>
           <w:b/>
@@ -1750,34 +1719,43 @@
         <w:spacing w:line="276" w:lineRule="exact"/>
         <w:ind w:left="720"/>
       </w:pPr>
+      <w:r>
+        <w:t xml:space="preserve">throw new </w:t>
+      </w:r>
       <w:proofErr w:type="gramStart"/>
       <w:r>
-        <w:t>throw</w:t>
+        <w:t>Exception(</w:t>
       </w:r>
       <w:proofErr w:type="gramEnd"/>
       <w:r>
-        <w:t xml:space="preserve"> new Exception("Error </w:t>
-      </w:r>
-      <w:r>
-        <w:rPr>
-          <w:spacing w:val="-2"/>
-        </w:rPr>
-        <w:t>Message");</w:t>
-      </w:r>
+        <w:t xml:space="preserve">"Error </w:t>
+      </w:r>
+      <w:r>
+        <w:rPr>
+          <w:spacing w:val="-2"/>
+        </w:rPr>
+        <w:t>Message"</w:t>
+      </w:r>
+      <w:proofErr w:type="gramStart"/>
+      <w:r>
+        <w:rPr>
+          <w:spacing w:val="-2"/>
+        </w:rPr>
+        <w:t>);</w:t>
+      </w:r>
+      <w:proofErr w:type="gramEnd"/>
     </w:p>
     <w:p>
       <w:pPr>
         <w:pStyle w:val="BodyText"/>
         <w:spacing w:before="22" w:line="259" w:lineRule="auto"/>
       </w:pPr>
-      <w:proofErr w:type="gramStart"/>
       <w:r>
         <w:rPr>
           <w:b/>
         </w:rPr>
         <w:t>catch</w:t>
       </w:r>
-      <w:proofErr w:type="gramEnd"/>
       <w:r>
         <w:rPr>
           <w:b/>
@@ -1942,8 +1920,16 @@
         <w:rPr>
           <w:spacing w:val="-4"/>
         </w:rPr>
-        <w:t>$e){</w:t>
-      </w:r>
+        <w:t>$</w:t>
+      </w:r>
+      <w:proofErr w:type="gramStart"/>
+      <w:r>
+        <w:rPr>
+          <w:spacing w:val="-4"/>
+        </w:rPr>
+        <w:t>e){</w:t>
+      </w:r>
+      <w:proofErr w:type="gramEnd"/>
     </w:p>
     <w:p>
       <w:pPr>
@@ -1951,34 +1937,31 @@
         <w:spacing w:before="22"/>
         <w:ind w:left="1440"/>
       </w:pPr>
+      <w:r>
+        <w:t>echo $e-</w:t>
+      </w:r>
+      <w:r>
+        <w:rPr>
+          <w:spacing w:val="-2"/>
+        </w:rPr>
+        <w:t>&gt;</w:t>
+      </w:r>
+      <w:proofErr w:type="spellStart"/>
       <w:proofErr w:type="gramStart"/>
       <w:r>
-        <w:t>echo</w:t>
+        <w:rPr>
+          <w:spacing w:val="-2"/>
+        </w:rPr>
+        <w:t>getMessage</w:t>
+      </w:r>
+      <w:proofErr w:type="spellEnd"/>
+      <w:r>
+        <w:rPr>
+          <w:spacing w:val="-2"/>
+        </w:rPr>
+        <w:t>();</w:t>
       </w:r>
       <w:proofErr w:type="gramEnd"/>
-      <w:r>
-        <w:t xml:space="preserve"> $e-</w:t>
-      </w:r>
-      <w:r>
-        <w:rPr>
-          <w:spacing w:val="-2"/>
-        </w:rPr>
-        <w:t>&gt;</w:t>
-      </w:r>
-      <w:proofErr w:type="spellStart"/>
-      <w:r>
-        <w:rPr>
-          <w:spacing w:val="-2"/>
-        </w:rPr>
-        <w:t>getMessage</w:t>
-      </w:r>
-      <w:proofErr w:type="spellEnd"/>
-      <w:r>
-        <w:rPr>
-          <w:spacing w:val="-2"/>
-        </w:rPr>
-        <w:t>();</w:t>
-      </w:r>
     </w:p>
     <w:p>
       <w:pPr>
@@ -2034,9 +2017,11 @@
         </w:rPr>
         <w:t xml:space="preserve"> </w:t>
       </w:r>
+      <w:proofErr w:type="gramStart"/>
       <w:r>
         <w:t>finally</w:t>
       </w:r>
+      <w:proofErr w:type="gramEnd"/>
       <w:r>
         <w:rPr>
           <w:spacing w:val="27"/>
@@ -2189,15 +2174,7 @@
         <w:ind w:left="1440"/>
       </w:pPr>
       <w:r>
-        <w:t xml:space="preserve">// </w:t>
-      </w:r>
-      <w:proofErr w:type="gramStart"/>
-      <w:r>
-        <w:t>This</w:t>
-      </w:r>
-      <w:proofErr w:type="gramEnd"/>
-      <w:r>
-        <w:t xml:space="preserve"> code always </w:t>
+        <w:t xml:space="preserve">// This code always </w:t>
       </w:r>
       <w:r>
         <w:rPr>
@@ -2225,12 +2202,6 @@
     <w:p>
       <w:pPr>
         <w:pStyle w:val="BodyText"/>
-        <w:spacing w:before="43"/>
-      </w:pPr>
-    </w:p>
-    <w:p>
-      <w:pPr>
-        <w:pStyle w:val="BodyText"/>
       </w:pPr>
       <w:proofErr w:type="spellStart"/>
       <w:proofErr w:type="gramStart"/>
@@ -2254,164 +2225,471 @@
         <w:pStyle w:val="BodyText"/>
         <w:spacing w:before="22"/>
       </w:pPr>
+      <w:r>
+        <w:rPr>
+          <w:spacing w:val="-2"/>
+        </w:rPr>
+        <w:t>&lt;?</w:t>
+      </w:r>
+      <w:proofErr w:type="spellStart"/>
+      <w:r>
+        <w:rPr>
+          <w:spacing w:val="-2"/>
+        </w:rPr>
+        <w:t>php</w:t>
+      </w:r>
+      <w:proofErr w:type="spellEnd"/>
+    </w:p>
+    <w:p>
+      <w:pPr>
+        <w:pStyle w:val="BodyText"/>
+        <w:spacing w:before="22" w:line="259" w:lineRule="auto"/>
+        <w:ind w:right="5288"/>
+      </w:pPr>
+      <w:r>
+        <w:t>//create</w:t>
+      </w:r>
+      <w:r>
+        <w:rPr>
+          <w:spacing w:val="-10"/>
+        </w:rPr>
+        <w:t xml:space="preserve"> </w:t>
+      </w:r>
+      <w:r>
+        <w:t>function</w:t>
+      </w:r>
+      <w:r>
+        <w:rPr>
+          <w:spacing w:val="-10"/>
+        </w:rPr>
+        <w:t xml:space="preserve"> </w:t>
+      </w:r>
+      <w:r>
+        <w:t>with</w:t>
+      </w:r>
+      <w:r>
+        <w:rPr>
+          <w:spacing w:val="-10"/>
+        </w:rPr>
+        <w:t xml:space="preserve"> </w:t>
+      </w:r>
+      <w:r>
+        <w:t>an</w:t>
+      </w:r>
+      <w:r>
+        <w:rPr>
+          <w:spacing w:val="-10"/>
+        </w:rPr>
+        <w:t xml:space="preserve"> </w:t>
+      </w:r>
+      <w:r>
+        <w:t xml:space="preserve">exception function </w:t>
+      </w:r>
+      <w:proofErr w:type="spellStart"/>
+      <w:r>
+        <w:t>checkNum</w:t>
+      </w:r>
+      <w:proofErr w:type="spellEnd"/>
+      <w:r>
+        <w:t xml:space="preserve">($number) </w:t>
+      </w:r>
       <w:proofErr w:type="gramStart"/>
       <w:r>
-        <w:rPr>
-          <w:spacing w:val="-2"/>
-        </w:rPr>
-        <w:t>&lt;?</w:t>
+        <w:t>{ if</w:t>
+      </w:r>
+      <w:proofErr w:type="gramEnd"/>
+      <w:r>
+        <w:t>($number&gt;1) {</w:t>
+      </w:r>
+    </w:p>
+    <w:p>
+      <w:pPr>
+        <w:pStyle w:val="BodyText"/>
+        <w:spacing w:line="275" w:lineRule="exact"/>
+        <w:ind w:left="240"/>
+      </w:pPr>
+      <w:r>
+        <w:t>throw</w:t>
+      </w:r>
+      <w:r>
+        <w:rPr>
+          <w:spacing w:val="-6"/>
+        </w:rPr>
+        <w:t xml:space="preserve"> </w:t>
+      </w:r>
+      <w:r>
+        <w:t>new</w:t>
+      </w:r>
+      <w:r>
+        <w:rPr>
+          <w:spacing w:val="-4"/>
+        </w:rPr>
+        <w:t xml:space="preserve"> </w:t>
+      </w:r>
+      <w:proofErr w:type="gramStart"/>
+      <w:r>
+        <w:t>Exception(</w:t>
+      </w:r>
+      <w:proofErr w:type="gramEnd"/>
+      <w:r>
+        <w:t>"Value</w:t>
+      </w:r>
+      <w:r>
+        <w:rPr>
+          <w:spacing w:val="-4"/>
+        </w:rPr>
+        <w:t xml:space="preserve"> </w:t>
+      </w:r>
+      <w:r>
+        <w:t>must</w:t>
+      </w:r>
+      <w:r>
+        <w:rPr>
+          <w:spacing w:val="-4"/>
+        </w:rPr>
+        <w:t xml:space="preserve"> </w:t>
+      </w:r>
+      <w:r>
+        <w:t>be</w:t>
+      </w:r>
+      <w:r>
+        <w:rPr>
+          <w:spacing w:val="-4"/>
+        </w:rPr>
+        <w:t xml:space="preserve"> </w:t>
+      </w:r>
+      <w:r>
+        <w:t>1</w:t>
+      </w:r>
+      <w:r>
+        <w:rPr>
+          <w:spacing w:val="-4"/>
+        </w:rPr>
+        <w:t xml:space="preserve"> </w:t>
+      </w:r>
+      <w:r>
+        <w:t>or</w:t>
+      </w:r>
+      <w:r>
+        <w:rPr>
+          <w:spacing w:val="-3"/>
+        </w:rPr>
+        <w:t xml:space="preserve"> </w:t>
+      </w:r>
+      <w:r>
+        <w:rPr>
+          <w:spacing w:val="-2"/>
+        </w:rPr>
+        <w:t>below"</w:t>
+      </w:r>
+      <w:proofErr w:type="gramStart"/>
+      <w:r>
+        <w:rPr>
+          <w:spacing w:val="-2"/>
+        </w:rPr>
+        <w:t>);</w:t>
+      </w:r>
+      <w:proofErr w:type="gramEnd"/>
+    </w:p>
+    <w:p>
+      <w:pPr>
+        <w:spacing w:before="22"/>
+        <w:ind w:left="120"/>
+        <w:rPr>
+          <w:sz w:val="24"/>
+        </w:rPr>
+      </w:pPr>
+      <w:r>
+        <w:rPr>
+          <w:spacing w:val="-10"/>
+          <w:sz w:val="24"/>
+        </w:rPr>
+        <w:t>}</w:t>
+      </w:r>
+    </w:p>
+    <w:p>
+      <w:pPr>
+        <w:pStyle w:val="BodyText"/>
+        <w:spacing w:before="22"/>
+        <w:ind w:left="120"/>
+      </w:pPr>
+      <w:r>
+        <w:t xml:space="preserve">return </w:t>
+      </w:r>
+      <w:proofErr w:type="gramStart"/>
+      <w:r>
+        <w:rPr>
+          <w:spacing w:val="-2"/>
+        </w:rPr>
+        <w:t>true;</w:t>
+      </w:r>
+      <w:proofErr w:type="gramEnd"/>
+    </w:p>
+    <w:p>
+      <w:pPr>
+        <w:spacing w:before="22"/>
+        <w:rPr>
+          <w:sz w:val="24"/>
+        </w:rPr>
+      </w:pPr>
+      <w:r>
+        <w:rPr>
+          <w:spacing w:val="-10"/>
+          <w:sz w:val="24"/>
+        </w:rPr>
+        <w:t>}</w:t>
+      </w:r>
+    </w:p>
+    <w:p>
+      <w:pPr>
+        <w:pStyle w:val="Heading1"/>
+        <w:spacing w:before="21"/>
+      </w:pPr>
+      <w:r>
+        <w:t xml:space="preserve">//trigger exception in a "try" </w:t>
+      </w:r>
+      <w:r>
+        <w:rPr>
+          <w:spacing w:val="-2"/>
+        </w:rPr>
+        <w:t>block</w:t>
+      </w:r>
+    </w:p>
+    <w:p>
+      <w:pPr>
+        <w:pStyle w:val="BodyText"/>
+        <w:spacing w:before="22" w:line="259" w:lineRule="auto"/>
+        <w:ind w:left="120" w:right="7588" w:hanging="120"/>
+      </w:pPr>
+      <w:r>
+        <w:t xml:space="preserve">try </w:t>
+      </w:r>
+      <w:proofErr w:type="gramStart"/>
+      <w:r>
+        <w:t xml:space="preserve">{ </w:t>
       </w:r>
       <w:proofErr w:type="spellStart"/>
       <w:r>
         <w:rPr>
           <w:spacing w:val="-2"/>
         </w:rPr>
-        <w:t>php</w:t>
+        <w:t>checkNum</w:t>
       </w:r>
       <w:proofErr w:type="spellEnd"/>
       <w:proofErr w:type="gramEnd"/>
-    </w:p>
-    <w:p>
-      <w:pPr>
-        <w:pStyle w:val="BodyText"/>
-        <w:spacing w:before="22" w:line="259" w:lineRule="auto"/>
-        <w:ind w:right="5288"/>
-      </w:pPr>
-      <w:r>
-        <w:t>//create</w:t>
-      </w:r>
+      <w:r>
+        <w:rPr>
+          <w:spacing w:val="-2"/>
+        </w:rPr>
+        <w:t>(2</w:t>
+      </w:r>
+      <w:proofErr w:type="gramStart"/>
+      <w:r>
+        <w:rPr>
+          <w:spacing w:val="-2"/>
+        </w:rPr>
+        <w:t>);</w:t>
+      </w:r>
+      <w:proofErr w:type="gramEnd"/>
+    </w:p>
+    <w:p>
+      <w:pPr>
+        <w:pStyle w:val="BodyText"/>
+        <w:spacing w:line="259" w:lineRule="auto"/>
+        <w:ind w:left="120" w:right="3619"/>
+      </w:pPr>
+      <w:r>
+        <w:t>//If</w:t>
+      </w:r>
+      <w:r>
+        <w:rPr>
+          <w:spacing w:val="-4"/>
+        </w:rPr>
+        <w:t xml:space="preserve"> </w:t>
+      </w:r>
+      <w:r>
+        <w:t>the</w:t>
+      </w:r>
+      <w:r>
+        <w:rPr>
+          <w:spacing w:val="-4"/>
+        </w:rPr>
+        <w:t xml:space="preserve"> </w:t>
+      </w:r>
+      <w:r>
+        <w:t>exception</w:t>
+      </w:r>
+      <w:r>
+        <w:rPr>
+          <w:spacing w:val="-4"/>
+        </w:rPr>
+        <w:t xml:space="preserve"> </w:t>
+      </w:r>
+      <w:r>
+        <w:t>is</w:t>
+      </w:r>
+      <w:r>
+        <w:rPr>
+          <w:spacing w:val="-4"/>
+        </w:rPr>
+        <w:t xml:space="preserve"> </w:t>
+      </w:r>
+      <w:r>
+        <w:t>thrown,</w:t>
+      </w:r>
+      <w:r>
+        <w:rPr>
+          <w:spacing w:val="-4"/>
+        </w:rPr>
+        <w:t xml:space="preserve"> </w:t>
+      </w:r>
+      <w:r>
+        <w:t>this</w:t>
+      </w:r>
+      <w:r>
+        <w:rPr>
+          <w:spacing w:val="-4"/>
+        </w:rPr>
+        <w:t xml:space="preserve"> </w:t>
+      </w:r>
+      <w:r>
+        <w:t>text</w:t>
+      </w:r>
+      <w:r>
+        <w:rPr>
+          <w:spacing w:val="-4"/>
+        </w:rPr>
+        <w:t xml:space="preserve"> </w:t>
+      </w:r>
+      <w:r>
+        <w:t>will</w:t>
+      </w:r>
+      <w:r>
+        <w:rPr>
+          <w:spacing w:val="-4"/>
+        </w:rPr>
+        <w:t xml:space="preserve"> </w:t>
+      </w:r>
+      <w:r>
+        <w:t>not</w:t>
+      </w:r>
+      <w:r>
+        <w:rPr>
+          <w:spacing w:val="-4"/>
+        </w:rPr>
+        <w:t xml:space="preserve"> </w:t>
+      </w:r>
+      <w:r>
+        <w:t>be</w:t>
+      </w:r>
+      <w:r>
+        <w:rPr>
+          <w:spacing w:val="-4"/>
+        </w:rPr>
+        <w:t xml:space="preserve"> </w:t>
+      </w:r>
+      <w:r>
+        <w:t>shown echo 'If you see this, the number is 1 or below';</w:t>
+      </w:r>
+    </w:p>
+    <w:p>
+      <w:pPr>
+        <w:spacing w:line="276" w:lineRule="exact"/>
+        <w:rPr>
+          <w:sz w:val="24"/>
+        </w:rPr>
+      </w:pPr>
       <w:r>
         <w:rPr>
           <w:spacing w:val="-10"/>
-        </w:rPr>
-        <w:t xml:space="preserve"> </w:t>
-      </w:r>
-      <w:r>
-        <w:t>function</w:t>
+          <w:sz w:val="24"/>
+        </w:rPr>
+        <w:t>}</w:t>
+      </w:r>
+    </w:p>
+    <w:p>
+      <w:pPr>
+        <w:pStyle w:val="Heading1"/>
+        <w:spacing w:before="22"/>
+      </w:pPr>
+      <w:r>
+        <w:t xml:space="preserve">//catch </w:t>
+      </w:r>
+      <w:r>
+        <w:rPr>
+          <w:spacing w:val="-2"/>
+        </w:rPr>
+        <w:t>exception</w:t>
+      </w:r>
+    </w:p>
+    <w:p>
+      <w:pPr>
+        <w:pStyle w:val="BodyText"/>
+        <w:spacing w:before="21"/>
+      </w:pPr>
+      <w:proofErr w:type="gramStart"/>
+      <w:r>
+        <w:t>catch(</w:t>
+      </w:r>
+      <w:proofErr w:type="gramEnd"/>
+      <w:r>
+        <w:t>Exception $</w:t>
+      </w:r>
+      <w:proofErr w:type="gramStart"/>
+      <w:r>
+        <w:t xml:space="preserve">e) </w:t>
       </w:r>
       <w:r>
         <w:rPr>
           <w:spacing w:val="-10"/>
         </w:rPr>
-        <w:t xml:space="preserve"> </w:t>
-      </w:r>
-      <w:r>
-        <w:t>with</w:t>
-      </w:r>
-      <w:r>
-        <w:rPr>
-          <w:spacing w:val="-10"/>
-        </w:rPr>
-        <w:t xml:space="preserve"> </w:t>
-      </w:r>
-      <w:r>
-        <w:t>an</w:t>
-      </w:r>
-      <w:r>
-        <w:rPr>
-          <w:spacing w:val="-10"/>
-        </w:rPr>
-        <w:t xml:space="preserve"> </w:t>
-      </w:r>
-      <w:r>
-        <w:t xml:space="preserve">exception function </w:t>
+        <w:t>{</w:t>
+      </w:r>
+      <w:proofErr w:type="gramEnd"/>
+    </w:p>
+    <w:p>
+      <w:pPr>
+        <w:pStyle w:val="BodyText"/>
+        <w:spacing w:before="22"/>
+        <w:ind w:left="120"/>
+      </w:pPr>
+      <w:r>
+        <w:t xml:space="preserve">echo 'Message: </w:t>
+      </w:r>
+      <w:proofErr w:type="gramStart"/>
+      <w:r>
+        <w:t>' .</w:t>
+      </w:r>
+      <w:proofErr w:type="gramEnd"/>
+      <w:r>
+        <w:t>$e-</w:t>
+      </w:r>
+      <w:r>
+        <w:rPr>
+          <w:spacing w:val="-2"/>
+        </w:rPr>
+        <w:t>&gt;</w:t>
       </w:r>
       <w:proofErr w:type="spellStart"/>
       <w:proofErr w:type="gramStart"/>
       <w:r>
-        <w:t>checkNum</w:t>
+        <w:rPr>
+          <w:spacing w:val="-2"/>
+        </w:rPr>
+        <w:t>getMessage</w:t>
       </w:r>
       <w:proofErr w:type="spellEnd"/>
       <w:r>
-        <w:t>(</w:t>
+        <w:rPr>
+          <w:spacing w:val="-2"/>
+        </w:rPr>
+        <w:t>();</w:t>
       </w:r>
       <w:proofErr w:type="gramEnd"/>
-      <w:r>
-        <w:t>$number) { if($number&gt;1) {</w:t>
-      </w:r>
-    </w:p>
-    <w:p>
-      <w:pPr>
-        <w:pStyle w:val="BodyText"/>
-        <w:spacing w:line="275" w:lineRule="exact"/>
-        <w:ind w:left="240"/>
-      </w:pPr>
-      <w:proofErr w:type="gramStart"/>
-      <w:r>
-        <w:t>throw</w:t>
-      </w:r>
-      <w:proofErr w:type="gramEnd"/>
-      <w:r>
-        <w:rPr>
-          <w:spacing w:val="-6"/>
-        </w:rPr>
-        <w:t xml:space="preserve"> </w:t>
-      </w:r>
-      <w:r>
-        <w:t>new</w:t>
-      </w:r>
-      <w:r>
-        <w:rPr>
-          <w:spacing w:val="-4"/>
-        </w:rPr>
-        <w:t xml:space="preserve"> </w:t>
-      </w:r>
-      <w:r>
-        <w:t>Exception("Value</w:t>
-      </w:r>
-      <w:r>
-        <w:rPr>
-          <w:spacing w:val="-4"/>
-        </w:rPr>
-        <w:t xml:space="preserve"> </w:t>
-      </w:r>
-      <w:r>
-        <w:t>must</w:t>
-      </w:r>
-      <w:r>
-        <w:rPr>
-          <w:spacing w:val="-4"/>
-        </w:rPr>
-        <w:t xml:space="preserve"> </w:t>
-      </w:r>
-      <w:r>
-        <w:t>be</w:t>
-      </w:r>
-      <w:r>
-        <w:rPr>
-          <w:spacing w:val="-4"/>
-        </w:rPr>
-        <w:t xml:space="preserve"> </w:t>
-      </w:r>
-      <w:r>
-        <w:t>1</w:t>
-      </w:r>
-      <w:r>
-        <w:rPr>
-          <w:spacing w:val="-4"/>
-        </w:rPr>
-        <w:t xml:space="preserve"> </w:t>
-      </w:r>
-      <w:r>
-        <w:t>or</w:t>
-      </w:r>
-      <w:r>
-        <w:rPr>
-          <w:spacing w:val="-3"/>
-        </w:rPr>
-        <w:t xml:space="preserve"> </w:t>
-      </w:r>
-      <w:r>
-        <w:rPr>
-          <w:spacing w:val="-2"/>
-        </w:rPr>
-        <w:t>below");</w:t>
-      </w:r>
     </w:p>
     <w:p>
       <w:pPr>
         <w:spacing w:before="22"/>
-        <w:ind w:left="120"/>
         <w:rPr>
           <w:sz w:val="24"/>
         </w:rPr>
@@ -2426,28 +2704,1203 @@
     </w:p>
     <w:p>
       <w:pPr>
-        <w:pStyle w:val="BodyText"/>
         <w:spacing w:before="22"/>
-        <w:ind w:left="120"/>
-      </w:pPr>
+        <w:rPr>
+          <w:sz w:val="24"/>
+        </w:rPr>
+      </w:pPr>
+      <w:r>
+        <w:rPr>
+          <w:spacing w:val="-5"/>
+          <w:sz w:val="24"/>
+        </w:rPr>
+        <w:t>?&gt;</w:t>
+      </w:r>
+    </w:p>
+    <w:p>
+      <w:pPr>
+        <w:pStyle w:val="BodyText"/>
+        <w:spacing w:before="22" w:line="259" w:lineRule="auto"/>
+        <w:ind w:left="720" w:right="3619" w:hanging="720"/>
+      </w:pPr>
+      <w:r>
+        <w:rPr>
+          <w:b/>
+        </w:rPr>
+        <w:t>Output:</w:t>
+      </w:r>
+      <w:r>
+        <w:rPr>
+          <w:b/>
+          <w:spacing w:val="-5"/>
+        </w:rPr>
+        <w:t xml:space="preserve"> </w:t>
+      </w:r>
+      <w:r>
+        <w:t>The</w:t>
+      </w:r>
+      <w:r>
+        <w:rPr>
+          <w:spacing w:val="-5"/>
+        </w:rPr>
+        <w:t xml:space="preserve"> </w:t>
+      </w:r>
+      <w:r>
+        <w:t>code</w:t>
+      </w:r>
+      <w:r>
+        <w:rPr>
+          <w:spacing w:val="-5"/>
+        </w:rPr>
+        <w:t xml:space="preserve"> </w:t>
+      </w:r>
+      <w:r>
+        <w:t>above</w:t>
+      </w:r>
+      <w:r>
+        <w:rPr>
+          <w:spacing w:val="-5"/>
+        </w:rPr>
+        <w:t xml:space="preserve"> </w:t>
+      </w:r>
+      <w:r>
+        <w:t>will</w:t>
+      </w:r>
+      <w:r>
+        <w:rPr>
+          <w:spacing w:val="-5"/>
+        </w:rPr>
+        <w:t xml:space="preserve"> </w:t>
+      </w:r>
+      <w:r>
+        <w:t>get</w:t>
+      </w:r>
+      <w:r>
+        <w:rPr>
+          <w:spacing w:val="-5"/>
+        </w:rPr>
+        <w:t xml:space="preserve"> </w:t>
+      </w:r>
+      <w:r>
+        <w:t>an</w:t>
+      </w:r>
+      <w:r>
+        <w:rPr>
+          <w:spacing w:val="-5"/>
+        </w:rPr>
+        <w:t xml:space="preserve"> </w:t>
+      </w:r>
+      <w:r>
+        <w:t>error</w:t>
+      </w:r>
+      <w:r>
+        <w:rPr>
+          <w:spacing w:val="-5"/>
+        </w:rPr>
+        <w:t xml:space="preserve"> </w:t>
+      </w:r>
+      <w:r>
+        <w:t>like</w:t>
+      </w:r>
+      <w:r>
+        <w:rPr>
+          <w:spacing w:val="-5"/>
+        </w:rPr>
+        <w:t xml:space="preserve"> </w:t>
+      </w:r>
+      <w:r>
+        <w:t xml:space="preserve">this: Message: Value must be 1 or </w:t>
+      </w:r>
+      <w:proofErr w:type="spellStart"/>
+      <w:r>
+        <w:t>beloExample</w:t>
+      </w:r>
+      <w:proofErr w:type="spellEnd"/>
+      <w:r>
+        <w:t xml:space="preserve"> </w:t>
+      </w:r>
+      <w:r>
+        <w:rPr>
+          <w:spacing w:val="-2"/>
+        </w:rPr>
+        <w:t>explained:</w:t>
+      </w:r>
+    </w:p>
+    <w:p>
+      <w:pPr>
+        <w:pStyle w:val="BodyText"/>
+      </w:pPr>
+      <w:r>
+        <w:t xml:space="preserve">The code above throws an exception and catches </w:t>
+      </w:r>
+      <w:r>
+        <w:rPr>
+          <w:spacing w:val="-5"/>
+        </w:rPr>
+        <w:t>it:</w:t>
+      </w:r>
+    </w:p>
+    <w:p>
+      <w:pPr>
+        <w:pStyle w:val="BodyText"/>
+        <w:spacing w:before="22" w:line="259" w:lineRule="auto"/>
+      </w:pPr>
+      <w:r>
+        <w:t xml:space="preserve">The </w:t>
+      </w:r>
+      <w:proofErr w:type="spellStart"/>
       <w:proofErr w:type="gramStart"/>
       <w:r>
-        <w:t>return</w:t>
+        <w:t>checkNum</w:t>
+      </w:r>
+      <w:proofErr w:type="spellEnd"/>
+      <w:r>
+        <w:t>(</w:t>
       </w:r>
       <w:proofErr w:type="gramEnd"/>
       <w:r>
-        <w:t xml:space="preserve"> </w:t>
-      </w:r>
-      <w:r>
-        <w:rPr>
-          <w:spacing w:val="-2"/>
-        </w:rPr>
-        <w:t>true;</w:t>
-      </w:r>
-    </w:p>
-    <w:p>
-      <w:pPr>
+        <w:t>) function is created. It checks if</w:t>
+      </w:r>
+      <w:r>
+        <w:rPr>
+          <w:spacing w:val="-2"/>
+        </w:rPr>
+        <w:t xml:space="preserve"> </w:t>
+      </w:r>
+      <w:r>
+        <w:t>a</w:t>
+      </w:r>
+      <w:r>
+        <w:rPr>
+          <w:spacing w:val="-2"/>
+        </w:rPr>
+        <w:t xml:space="preserve"> </w:t>
+      </w:r>
+      <w:r>
+        <w:t>number</w:t>
+      </w:r>
+      <w:r>
+        <w:rPr>
+          <w:spacing w:val="-2"/>
+        </w:rPr>
+        <w:t xml:space="preserve"> </w:t>
+      </w:r>
+      <w:r>
+        <w:t>is</w:t>
+      </w:r>
+      <w:r>
+        <w:rPr>
+          <w:spacing w:val="-2"/>
+        </w:rPr>
+        <w:t xml:space="preserve"> </w:t>
+      </w:r>
+      <w:r>
+        <w:t>greater</w:t>
+      </w:r>
+      <w:r>
+        <w:rPr>
+          <w:spacing w:val="-2"/>
+        </w:rPr>
+        <w:t xml:space="preserve"> </w:t>
+      </w:r>
+      <w:r>
+        <w:t>than</w:t>
+      </w:r>
+      <w:r>
+        <w:rPr>
+          <w:spacing w:val="-2"/>
+        </w:rPr>
+        <w:t xml:space="preserve"> </w:t>
+      </w:r>
+      <w:r>
+        <w:t>1.</w:t>
+      </w:r>
+      <w:r>
+        <w:rPr>
+          <w:spacing w:val="-2"/>
+        </w:rPr>
+        <w:t xml:space="preserve"> </w:t>
+      </w:r>
+      <w:r>
+        <w:t>If</w:t>
+      </w:r>
+      <w:r>
+        <w:rPr>
+          <w:spacing w:val="-2"/>
+        </w:rPr>
+        <w:t xml:space="preserve"> </w:t>
+      </w:r>
+      <w:r>
+        <w:t>it</w:t>
+      </w:r>
+      <w:r>
+        <w:rPr>
+          <w:spacing w:val="-2"/>
+        </w:rPr>
+        <w:t xml:space="preserve"> </w:t>
+      </w:r>
+      <w:r>
+        <w:t>is,</w:t>
+      </w:r>
+      <w:r>
+        <w:rPr>
+          <w:spacing w:val="-2"/>
+        </w:rPr>
+        <w:t xml:space="preserve"> </w:t>
+      </w:r>
+      <w:r>
+        <w:t>an</w:t>
+      </w:r>
+      <w:r>
+        <w:rPr>
+          <w:spacing w:val="-2"/>
+        </w:rPr>
+        <w:t xml:space="preserve"> </w:t>
+      </w:r>
+      <w:r>
+        <w:t>exception is thrown</w:t>
+      </w:r>
+    </w:p>
+    <w:p>
+      <w:pPr>
+        <w:pStyle w:val="BodyText"/>
+        <w:spacing w:line="276" w:lineRule="exact"/>
+      </w:pPr>
+      <w:r>
+        <w:t xml:space="preserve">The </w:t>
+      </w:r>
+      <w:proofErr w:type="spellStart"/>
+      <w:proofErr w:type="gramStart"/>
+      <w:r>
+        <w:t>checkNum</w:t>
+      </w:r>
+      <w:proofErr w:type="spellEnd"/>
+      <w:r>
+        <w:t>(</w:t>
+      </w:r>
+      <w:proofErr w:type="gramEnd"/>
+      <w:r>
+        <w:t xml:space="preserve">) function is called in a "try" </w:t>
+      </w:r>
+      <w:r>
+        <w:rPr>
+          <w:spacing w:val="-2"/>
+        </w:rPr>
+        <w:t>block.</w:t>
+      </w:r>
+    </w:p>
+    <w:p>
+      <w:pPr>
+        <w:pStyle w:val="BodyText"/>
         <w:spacing w:before="22"/>
+      </w:pPr>
+      <w:r>
+        <w:t xml:space="preserve">The exception within the </w:t>
+      </w:r>
+      <w:proofErr w:type="spellStart"/>
+      <w:proofErr w:type="gramStart"/>
+      <w:r>
+        <w:t>checkNum</w:t>
+      </w:r>
+      <w:proofErr w:type="spellEnd"/>
+      <w:r>
+        <w:t>(</w:t>
+      </w:r>
+      <w:proofErr w:type="gramEnd"/>
+      <w:r>
+        <w:t xml:space="preserve">) function is </w:t>
+      </w:r>
+      <w:r>
+        <w:rPr>
+          <w:spacing w:val="-2"/>
+        </w:rPr>
+        <w:t>thrown</w:t>
+      </w:r>
+    </w:p>
+    <w:p>
+      <w:pPr>
+        <w:pStyle w:val="BodyText"/>
+        <w:spacing w:before="22" w:line="259" w:lineRule="auto"/>
+      </w:pPr>
+      <w:r>
+        <w:t>The</w:t>
+      </w:r>
+      <w:r>
+        <w:rPr>
+          <w:spacing w:val="40"/>
+        </w:rPr>
+        <w:t xml:space="preserve"> </w:t>
+      </w:r>
+      <w:r>
+        <w:t>"catch"</w:t>
+      </w:r>
+      <w:r>
+        <w:rPr>
+          <w:spacing w:val="40"/>
+        </w:rPr>
+        <w:t xml:space="preserve"> </w:t>
+      </w:r>
+      <w:r>
+        <w:t>block</w:t>
+      </w:r>
+      <w:r>
+        <w:rPr>
+          <w:spacing w:val="40"/>
+        </w:rPr>
+        <w:t xml:space="preserve"> </w:t>
+      </w:r>
+      <w:r>
+        <w:t>retrieves</w:t>
+      </w:r>
+      <w:r>
+        <w:rPr>
+          <w:spacing w:val="40"/>
+        </w:rPr>
+        <w:t xml:space="preserve"> </w:t>
+      </w:r>
+      <w:r>
+        <w:t>the</w:t>
+      </w:r>
+      <w:r>
+        <w:rPr>
+          <w:spacing w:val="40"/>
+        </w:rPr>
+        <w:t xml:space="preserve"> </w:t>
+      </w:r>
+      <w:r>
+        <w:t>exception</w:t>
+      </w:r>
+      <w:r>
+        <w:rPr>
+          <w:spacing w:val="27"/>
+        </w:rPr>
+        <w:t xml:space="preserve"> </w:t>
+      </w:r>
+      <w:r>
+        <w:t>and</w:t>
+      </w:r>
+      <w:r>
+        <w:rPr>
+          <w:spacing w:val="27"/>
+        </w:rPr>
+        <w:t xml:space="preserve"> </w:t>
+      </w:r>
+      <w:r>
+        <w:t>creates</w:t>
+      </w:r>
+      <w:r>
+        <w:rPr>
+          <w:spacing w:val="27"/>
+        </w:rPr>
+        <w:t xml:space="preserve"> </w:t>
+      </w:r>
+      <w:r>
+        <w:t>an</w:t>
+      </w:r>
+      <w:r>
+        <w:rPr>
+          <w:spacing w:val="27"/>
+        </w:rPr>
+        <w:t xml:space="preserve"> </w:t>
+      </w:r>
+      <w:r>
+        <w:t>object</w:t>
+      </w:r>
+      <w:r>
+        <w:rPr>
+          <w:spacing w:val="27"/>
+        </w:rPr>
+        <w:t xml:space="preserve"> </w:t>
+      </w:r>
+      <w:r>
+        <w:t>($e)</w:t>
+      </w:r>
+      <w:r>
+        <w:rPr>
+          <w:spacing w:val="27"/>
+        </w:rPr>
+        <w:t xml:space="preserve"> </w:t>
+      </w:r>
+      <w:r>
+        <w:t>containing</w:t>
+      </w:r>
+      <w:r>
+        <w:rPr>
+          <w:spacing w:val="27"/>
+        </w:rPr>
+        <w:t xml:space="preserve"> </w:t>
+      </w:r>
+      <w:r>
+        <w:t>the</w:t>
+      </w:r>
+      <w:r>
+        <w:rPr>
+          <w:spacing w:val="27"/>
+        </w:rPr>
+        <w:t xml:space="preserve"> </w:t>
+      </w:r>
+      <w:r>
+        <w:t xml:space="preserve">exception </w:t>
+      </w:r>
+      <w:r>
+        <w:rPr>
+          <w:spacing w:val="-2"/>
+        </w:rPr>
+        <w:t>information.</w:t>
+      </w:r>
+    </w:p>
+    <w:p>
+      <w:pPr>
+        <w:pStyle w:val="BodyText"/>
+        <w:spacing w:line="259" w:lineRule="auto"/>
+      </w:pPr>
+      <w:r>
+        <w:t>The error message from the</w:t>
+      </w:r>
+      <w:r>
+        <w:rPr>
+          <w:spacing w:val="-3"/>
+        </w:rPr>
+        <w:t xml:space="preserve"> </w:t>
+      </w:r>
+      <w:r>
+        <w:t>exception</w:t>
+      </w:r>
+      <w:r>
+        <w:rPr>
+          <w:spacing w:val="-3"/>
+        </w:rPr>
+        <w:t xml:space="preserve"> </w:t>
+      </w:r>
+      <w:r>
+        <w:t>is</w:t>
+      </w:r>
+      <w:r>
+        <w:rPr>
+          <w:spacing w:val="-3"/>
+        </w:rPr>
+        <w:t xml:space="preserve"> </w:t>
+      </w:r>
+      <w:r>
+        <w:t>echoed</w:t>
+      </w:r>
+      <w:r>
+        <w:rPr>
+          <w:spacing w:val="-3"/>
+        </w:rPr>
+        <w:t xml:space="preserve"> </w:t>
+      </w:r>
+      <w:r>
+        <w:t>by</w:t>
+      </w:r>
+      <w:r>
+        <w:rPr>
+          <w:spacing w:val="-3"/>
+        </w:rPr>
+        <w:t xml:space="preserve"> </w:t>
+      </w:r>
+      <w:r>
+        <w:t>calling</w:t>
+      </w:r>
+      <w:r>
+        <w:rPr>
+          <w:spacing w:val="-3"/>
+        </w:rPr>
+        <w:t xml:space="preserve"> </w:t>
+      </w:r>
+      <w:r>
+        <w:t>$e-&gt;</w:t>
+      </w:r>
+      <w:proofErr w:type="spellStart"/>
+      <w:proofErr w:type="gramStart"/>
+      <w:r>
+        <w:t>getMessage</w:t>
+      </w:r>
+      <w:proofErr w:type="spellEnd"/>
+      <w:r>
+        <w:t>(</w:t>
+      </w:r>
+      <w:proofErr w:type="gramEnd"/>
+      <w:r>
+        <w:t>)</w:t>
+      </w:r>
+      <w:r>
+        <w:rPr>
+          <w:spacing w:val="-3"/>
+        </w:rPr>
+        <w:t xml:space="preserve"> </w:t>
+      </w:r>
+      <w:r>
+        <w:t>from</w:t>
+      </w:r>
+      <w:r>
+        <w:rPr>
+          <w:spacing w:val="-3"/>
+        </w:rPr>
+        <w:t xml:space="preserve"> </w:t>
+      </w:r>
+      <w:r>
+        <w:t>the</w:t>
+      </w:r>
+      <w:r>
+        <w:rPr>
+          <w:spacing w:val="-3"/>
+        </w:rPr>
+        <w:t xml:space="preserve"> </w:t>
+      </w:r>
+      <w:r>
+        <w:t xml:space="preserve">exception </w:t>
+      </w:r>
+      <w:r>
+        <w:rPr>
+          <w:spacing w:val="-2"/>
+        </w:rPr>
+        <w:lastRenderedPageBreak/>
+        <w:t>object.</w:t>
+      </w:r>
+    </w:p>
+    <w:p>
+      <w:pPr>
+        <w:pStyle w:val="BodyText"/>
+        <w:spacing w:line="259" w:lineRule="auto"/>
+      </w:pPr>
+      <w:r>
+        <w:t>However,</w:t>
+      </w:r>
+      <w:r>
+        <w:rPr>
+          <w:spacing w:val="27"/>
+        </w:rPr>
+        <w:t xml:space="preserve"> </w:t>
+      </w:r>
+      <w:r>
+        <w:t>one</w:t>
+      </w:r>
+      <w:r>
+        <w:rPr>
+          <w:spacing w:val="27"/>
+        </w:rPr>
+        <w:t xml:space="preserve"> </w:t>
+      </w:r>
+      <w:r>
+        <w:t>way</w:t>
+      </w:r>
+      <w:r>
+        <w:rPr>
+          <w:spacing w:val="27"/>
+        </w:rPr>
+        <w:t xml:space="preserve"> </w:t>
+      </w:r>
+      <w:r>
+        <w:t>to</w:t>
+      </w:r>
+      <w:r>
+        <w:rPr>
+          <w:spacing w:val="27"/>
+        </w:rPr>
+        <w:t xml:space="preserve"> </w:t>
+      </w:r>
+      <w:r>
+        <w:t>get</w:t>
+      </w:r>
+      <w:r>
+        <w:rPr>
+          <w:spacing w:val="27"/>
+        </w:rPr>
+        <w:t xml:space="preserve"> </w:t>
+      </w:r>
+      <w:r>
+        <w:t>around</w:t>
+      </w:r>
+      <w:r>
+        <w:rPr>
+          <w:spacing w:val="27"/>
+        </w:rPr>
+        <w:t xml:space="preserve"> </w:t>
+      </w:r>
+      <w:r>
+        <w:t>the</w:t>
+      </w:r>
+      <w:r>
+        <w:rPr>
+          <w:spacing w:val="27"/>
+        </w:rPr>
+        <w:t xml:space="preserve"> </w:t>
+      </w:r>
+      <w:r>
+        <w:t>"every</w:t>
+      </w:r>
+      <w:r>
+        <w:rPr>
+          <w:spacing w:val="27"/>
+        </w:rPr>
+        <w:t xml:space="preserve"> </w:t>
+      </w:r>
+      <w:r>
+        <w:t>throw must have a catch" rule is to set a top level exception handler to handle errors that slip through.</w:t>
+      </w:r>
+    </w:p>
+    <w:p>
+      <w:pPr>
+        <w:pStyle w:val="BodyText"/>
+      </w:pPr>
+    </w:p>
+    <w:p>
+      <w:pPr>
+        <w:spacing w:before="312"/>
+        <w:rPr>
+          <w:b/>
+          <w:sz w:val="28"/>
+        </w:rPr>
+      </w:pPr>
+      <w:r>
+        <w:rPr>
+          <w:b/>
+          <w:sz w:val="28"/>
+        </w:rPr>
+        <w:t>File</w:t>
+      </w:r>
+      <w:r>
+        <w:rPr>
+          <w:b/>
+          <w:spacing w:val="-3"/>
+          <w:sz w:val="28"/>
+        </w:rPr>
+        <w:t xml:space="preserve"> </w:t>
+      </w:r>
+      <w:proofErr w:type="gramStart"/>
+      <w:r>
+        <w:rPr>
+          <w:b/>
+          <w:sz w:val="28"/>
+        </w:rPr>
+        <w:t>name</w:t>
+      </w:r>
+      <w:r>
+        <w:rPr>
+          <w:b/>
+          <w:spacing w:val="-3"/>
+          <w:sz w:val="28"/>
+        </w:rPr>
+        <w:t xml:space="preserve"> </w:t>
+      </w:r>
+      <w:r>
+        <w:rPr>
+          <w:b/>
+          <w:sz w:val="28"/>
+        </w:rPr>
+        <w:t>:</w:t>
+      </w:r>
+      <w:proofErr w:type="gramEnd"/>
+      <w:r>
+        <w:rPr>
+          <w:b/>
+          <w:sz w:val="28"/>
+        </w:rPr>
+        <w:t>-</w:t>
+      </w:r>
+      <w:r>
+        <w:rPr>
+          <w:b/>
+          <w:spacing w:val="-3"/>
+          <w:sz w:val="28"/>
+        </w:rPr>
+        <w:t xml:space="preserve"> </w:t>
+      </w:r>
+      <w:r>
+        <w:rPr>
+          <w:b/>
+          <w:sz w:val="28"/>
+        </w:rPr>
+        <w:t>pr</w:t>
+      </w:r>
+      <w:r>
+        <w:rPr>
+          <w:b/>
+          <w:spacing w:val="-3"/>
+          <w:sz w:val="28"/>
+        </w:rPr>
+        <w:t xml:space="preserve"> </w:t>
+      </w:r>
+      <w:r>
+        <w:rPr>
+          <w:b/>
+          <w:spacing w:val="-2"/>
+          <w:sz w:val="28"/>
+        </w:rPr>
+        <w:t>18.php</w:t>
+      </w:r>
+    </w:p>
+    <w:p>
+      <w:pPr>
+        <w:pStyle w:val="BodyText"/>
+        <w:spacing w:before="234"/>
+      </w:pPr>
+      <w:r>
+        <w:t xml:space="preserve">&lt;!DOCTYPE </w:t>
+      </w:r>
+      <w:r>
+        <w:rPr>
+          <w:spacing w:val="-2"/>
+        </w:rPr>
+        <w:t>html&gt;</w:t>
+      </w:r>
+    </w:p>
+    <w:p>
+      <w:pPr>
+        <w:pStyle w:val="BodyText"/>
+        <w:spacing w:before="41"/>
+      </w:pPr>
+      <w:r>
+        <w:t xml:space="preserve">&lt;html </w:t>
+      </w:r>
+      <w:r>
+        <w:rPr>
+          <w:spacing w:val="-2"/>
+        </w:rPr>
+        <w:t>lang="</w:t>
+      </w:r>
+      <w:proofErr w:type="spellStart"/>
+      <w:r>
+        <w:rPr>
+          <w:spacing w:val="-2"/>
+        </w:rPr>
+        <w:t>en</w:t>
+      </w:r>
+      <w:proofErr w:type="spellEnd"/>
+      <w:r>
+        <w:rPr>
+          <w:spacing w:val="-2"/>
+        </w:rPr>
+        <w:t>"&gt;</w:t>
+      </w:r>
+    </w:p>
+    <w:p>
+      <w:pPr>
+        <w:pStyle w:val="BodyText"/>
+        <w:spacing w:before="42"/>
+      </w:pPr>
+      <w:r>
+        <w:rPr>
+          <w:spacing w:val="-2"/>
+        </w:rPr>
+        <w:t>&lt;head&gt;</w:t>
+      </w:r>
+    </w:p>
+    <w:p>
+      <w:pPr>
+        <w:pStyle w:val="BodyText"/>
+        <w:spacing w:before="41"/>
+        <w:ind w:left="240"/>
+      </w:pPr>
+      <w:r>
+        <w:t>&lt;meta charset="UTF-</w:t>
+      </w:r>
+      <w:r>
+        <w:rPr>
+          <w:spacing w:val="-5"/>
+        </w:rPr>
+        <w:t>8"&gt;</w:t>
+      </w:r>
+    </w:p>
+    <w:p>
+      <w:pPr>
+        <w:pStyle w:val="BodyText"/>
+        <w:spacing w:before="41"/>
+        <w:ind w:left="240"/>
+      </w:pPr>
+      <w:r>
+        <w:t>&lt;meta name="viewport" content="width=device-width, initial-</w:t>
+      </w:r>
+      <w:r>
+        <w:rPr>
+          <w:spacing w:val="-2"/>
+        </w:rPr>
+        <w:t>scale=1.0"&gt;</w:t>
+      </w:r>
+    </w:p>
+    <w:p>
+      <w:pPr>
+        <w:pStyle w:val="BodyText"/>
+        <w:spacing w:before="42"/>
+        <w:ind w:left="240"/>
+      </w:pPr>
+      <w:r>
+        <w:t xml:space="preserve">&lt;title&gt;Exception </w:t>
+      </w:r>
+      <w:r>
+        <w:rPr>
+          <w:spacing w:val="-2"/>
+        </w:rPr>
+        <w:t>Handling&lt;/title&gt;</w:t>
+      </w:r>
+    </w:p>
+    <w:p>
+      <w:pPr>
+        <w:pStyle w:val="BodyText"/>
+        <w:spacing w:before="41"/>
+      </w:pPr>
+      <w:r>
+        <w:rPr>
+          <w:spacing w:val="-2"/>
+        </w:rPr>
+        <w:t>&lt;/head&gt;</w:t>
+      </w:r>
+    </w:p>
+    <w:p>
+      <w:pPr>
+        <w:pStyle w:val="BodyText"/>
+        <w:spacing w:before="42"/>
+      </w:pPr>
+      <w:r>
+        <w:rPr>
+          <w:spacing w:val="-2"/>
+        </w:rPr>
+        <w:t>&lt;body&gt;</w:t>
+      </w:r>
+    </w:p>
+    <w:p>
+      <w:pPr>
+        <w:pStyle w:val="BodyText"/>
+        <w:spacing w:before="82"/>
+      </w:pPr>
+    </w:p>
+    <w:p>
+      <w:pPr>
+        <w:pStyle w:val="BodyText"/>
+      </w:pPr>
+      <w:r>
+        <w:t xml:space="preserve">&lt;h2&gt;Exception </w:t>
+      </w:r>
+      <w:r>
+        <w:rPr>
+          <w:spacing w:val="-2"/>
+        </w:rPr>
+        <w:t>Handling&lt;/h2&gt;</w:t>
+      </w:r>
+    </w:p>
+    <w:p>
+      <w:pPr>
+        <w:pStyle w:val="BodyText"/>
+        <w:spacing w:before="83"/>
+      </w:pPr>
+    </w:p>
+    <w:p>
+      <w:pPr>
+        <w:pStyle w:val="BodyText"/>
+        <w:spacing w:line="276" w:lineRule="auto"/>
+        <w:ind w:left="240" w:right="6919" w:hanging="240"/>
+      </w:pPr>
+      <w:r>
+        <w:t>&lt;form</w:t>
+      </w:r>
+      <w:r>
+        <w:rPr>
+          <w:spacing w:val="-15"/>
+        </w:rPr>
+        <w:t xml:space="preserve"> </w:t>
+      </w:r>
+      <w:r>
+        <w:t xml:space="preserve">method="POST"&gt; Enter </w:t>
+      </w:r>
+      <w:proofErr w:type="gramStart"/>
+      <w:r>
+        <w:t>Age :</w:t>
+      </w:r>
+      <w:proofErr w:type="gramEnd"/>
+      <w:r>
+        <w:t>-</w:t>
+      </w:r>
+    </w:p>
+    <w:p>
+      <w:pPr>
+        <w:pStyle w:val="BodyText"/>
+        <w:ind w:left="240"/>
+      </w:pPr>
+      <w:r>
+        <w:t xml:space="preserve">&lt;input type="number" </w:t>
+      </w:r>
+      <w:r>
+        <w:rPr>
+          <w:spacing w:val="-2"/>
+        </w:rPr>
+        <w:t>name="age"&gt;</w:t>
+      </w:r>
+    </w:p>
+    <w:p>
+      <w:pPr>
+        <w:pStyle w:val="BodyText"/>
+        <w:spacing w:before="42"/>
+        <w:ind w:left="240"/>
+      </w:pPr>
+      <w:r>
+        <w:rPr>
+          <w:spacing w:val="-2"/>
+        </w:rPr>
+        <w:t>&lt;</w:t>
+      </w:r>
+      <w:proofErr w:type="spellStart"/>
+      <w:r>
+        <w:rPr>
+          <w:spacing w:val="-2"/>
+        </w:rPr>
+        <w:t>br</w:t>
+      </w:r>
+      <w:proofErr w:type="spellEnd"/>
+      <w:r>
+        <w:rPr>
+          <w:spacing w:val="-2"/>
+        </w:rPr>
+        <w:t>&gt;&lt;</w:t>
+      </w:r>
+      <w:proofErr w:type="spellStart"/>
+      <w:r>
+        <w:rPr>
+          <w:spacing w:val="-2"/>
+        </w:rPr>
+        <w:t>br</w:t>
+      </w:r>
+      <w:proofErr w:type="spellEnd"/>
+      <w:r>
+        <w:rPr>
+          <w:spacing w:val="-2"/>
+        </w:rPr>
+        <w:t>&gt;</w:t>
+      </w:r>
+    </w:p>
+    <w:p>
+      <w:pPr>
+        <w:pStyle w:val="BodyText"/>
+        <w:spacing w:before="41"/>
+        <w:ind w:left="240"/>
+      </w:pPr>
+      <w:r>
+        <w:t xml:space="preserve">&lt;input type="submit" name="submit" </w:t>
+      </w:r>
+      <w:r>
+        <w:rPr>
+          <w:spacing w:val="-2"/>
+        </w:rPr>
+        <w:t>value="Check"&gt;</w:t>
+      </w:r>
+    </w:p>
+    <w:p>
+      <w:pPr>
+        <w:pStyle w:val="BodyText"/>
+        <w:spacing w:before="41"/>
+        <w:ind w:left="240"/>
+      </w:pPr>
+      <w:r>
+        <w:rPr>
+          <w:spacing w:val="-2"/>
+        </w:rPr>
+        <w:t>&lt;</w:t>
+      </w:r>
+      <w:proofErr w:type="spellStart"/>
+      <w:r>
+        <w:rPr>
+          <w:spacing w:val="-2"/>
+        </w:rPr>
+        <w:t>br</w:t>
+      </w:r>
+      <w:proofErr w:type="spellEnd"/>
+      <w:r>
+        <w:rPr>
+          <w:spacing w:val="-2"/>
+        </w:rPr>
+        <w:t>&gt;&lt;</w:t>
+      </w:r>
+      <w:proofErr w:type="spellStart"/>
+      <w:r>
+        <w:rPr>
+          <w:spacing w:val="-2"/>
+        </w:rPr>
+        <w:t>br</w:t>
+      </w:r>
+      <w:proofErr w:type="spellEnd"/>
+      <w:r>
+        <w:rPr>
+          <w:spacing w:val="-2"/>
+        </w:rPr>
+        <w:t>&gt;</w:t>
+      </w:r>
+    </w:p>
+    <w:p>
+      <w:pPr>
+        <w:pStyle w:val="BodyText"/>
+        <w:spacing w:before="42"/>
+      </w:pPr>
+      <w:r>
+        <w:rPr>
+          <w:spacing w:val="-2"/>
+        </w:rPr>
+        <w:t>&lt;/form&gt;</w:t>
+      </w:r>
+    </w:p>
+    <w:p>
+      <w:pPr>
+        <w:pStyle w:val="BodyText"/>
+        <w:spacing w:before="82"/>
+      </w:pPr>
+    </w:p>
+    <w:p>
+      <w:pPr>
+        <w:pStyle w:val="BodyText"/>
+        <w:spacing w:before="1" w:line="276" w:lineRule="auto"/>
+        <w:ind w:right="6875"/>
+      </w:pPr>
+      <w:r>
+        <w:rPr>
+          <w:spacing w:val="-2"/>
+        </w:rPr>
+        <w:t>&lt;?</w:t>
+      </w:r>
+      <w:proofErr w:type="spellStart"/>
+      <w:r>
+        <w:rPr>
+          <w:spacing w:val="-2"/>
+        </w:rPr>
+        <w:t>php</w:t>
+      </w:r>
+      <w:proofErr w:type="spellEnd"/>
+      <w:r>
+        <w:rPr>
+          <w:spacing w:val="-2"/>
+        </w:rPr>
+        <w:t xml:space="preserve"> </w:t>
+      </w:r>
+      <w:r>
+        <w:t>if(</w:t>
+      </w:r>
+      <w:proofErr w:type="spellStart"/>
+      <w:r>
+        <w:t>isset</w:t>
+      </w:r>
+      <w:proofErr w:type="spellEnd"/>
+      <w:r>
+        <w:t xml:space="preserve">($_POST['age'])) </w:t>
+      </w:r>
+      <w:r>
+        <w:rPr>
+          <w:spacing w:val="-10"/>
+        </w:rPr>
+        <w:t>{</w:t>
+      </w:r>
+    </w:p>
+    <w:p>
+      <w:pPr>
+        <w:pStyle w:val="BodyText"/>
+        <w:spacing w:before="34" w:line="634" w:lineRule="exact"/>
+        <w:ind w:left="240" w:right="6919"/>
+      </w:pPr>
+      <w:r>
+        <w:t>$age</w:t>
+      </w:r>
+      <w:r>
+        <w:rPr>
+          <w:spacing w:val="-15"/>
+        </w:rPr>
+        <w:t xml:space="preserve"> </w:t>
+      </w:r>
+      <w:r>
+        <w:t>=</w:t>
+      </w:r>
+      <w:r>
+        <w:rPr>
+          <w:spacing w:val="-15"/>
+        </w:rPr>
+        <w:t xml:space="preserve"> </w:t>
+      </w:r>
+      <w:r>
+        <w:t>$_POST['age']; try {</w:t>
+      </w:r>
+    </w:p>
+    <w:p>
+      <w:pPr>
+        <w:pStyle w:val="BodyText"/>
+        <w:spacing w:line="243" w:lineRule="exact"/>
+        <w:ind w:left="480"/>
+      </w:pPr>
+      <w:proofErr w:type="gramStart"/>
+      <w:r>
+        <w:t>if(</w:t>
+      </w:r>
+      <w:proofErr w:type="gramEnd"/>
+      <w:r>
+        <w:t xml:space="preserve">$age &lt; 18) </w:t>
+      </w:r>
+      <w:r>
+        <w:t>t</w:t>
+      </w:r>
+      <w:r>
+        <w:t>hrow</w:t>
+      </w:r>
+      <w:r>
+        <w:rPr>
+          <w:spacing w:val="-5"/>
+        </w:rPr>
+        <w:t xml:space="preserve"> </w:t>
+      </w:r>
+      <w:r>
+        <w:t>new</w:t>
+      </w:r>
+      <w:r>
+        <w:rPr>
+          <w:spacing w:val="-5"/>
+        </w:rPr>
+        <w:t xml:space="preserve"> </w:t>
+      </w:r>
+      <w:proofErr w:type="gramStart"/>
+      <w:r>
+        <w:t>Exception(</w:t>
+      </w:r>
+      <w:proofErr w:type="gramEnd"/>
+      <w:r>
+        <w:t>"You</w:t>
+      </w:r>
+      <w:r>
+        <w:rPr>
+          <w:spacing w:val="-5"/>
+        </w:rPr>
+        <w:t xml:space="preserve"> </w:t>
+      </w:r>
+      <w:r>
+        <w:t>are</w:t>
+      </w:r>
+      <w:r>
+        <w:rPr>
+          <w:spacing w:val="-5"/>
+        </w:rPr>
+        <w:t xml:space="preserve"> </w:t>
+      </w:r>
+      <w:r>
+        <w:t>not</w:t>
+      </w:r>
+      <w:r>
+        <w:rPr>
+          <w:spacing w:val="-5"/>
+        </w:rPr>
+        <w:t xml:space="preserve"> </w:t>
+      </w:r>
+      <w:r>
+        <w:rPr>
+          <w:spacing w:val="-2"/>
+        </w:rPr>
+        <w:t>eligible"</w:t>
+      </w:r>
+      <w:proofErr w:type="gramStart"/>
+      <w:r>
+        <w:rPr>
+          <w:spacing w:val="-2"/>
+        </w:rPr>
+        <w:t>);</w:t>
+      </w:r>
+      <w:proofErr w:type="gramEnd"/>
+    </w:p>
+    <w:p>
+      <w:pPr>
+        <w:spacing w:before="41"/>
+        <w:ind w:left="480"/>
         <w:rPr>
           <w:sz w:val="24"/>
         </w:rPr>
@@ -2462,154 +3915,72 @@
     </w:p>
     <w:p>
       <w:pPr>
-        <w:pStyle w:val="Heading1"/>
-        <w:spacing w:before="21"/>
-      </w:pPr>
-      <w:r>
-        <w:t xml:space="preserve">//trigger exception in a "try" </w:t>
-      </w:r>
-      <w:r>
-        <w:rPr>
-          <w:spacing w:val="-2"/>
-        </w:rPr>
-        <w:t>block</w:t>
-      </w:r>
-    </w:p>
-    <w:p>
-      <w:pPr>
-        <w:pStyle w:val="BodyText"/>
-        <w:spacing w:before="22" w:line="259" w:lineRule="auto"/>
-        <w:ind w:left="120" w:right="7588" w:hanging="120"/>
-      </w:pPr>
+        <w:pStyle w:val="BodyText"/>
+        <w:spacing w:before="41"/>
+        <w:ind w:left="480"/>
+      </w:pPr>
+      <w:r>
+        <w:t xml:space="preserve">else </w:t>
+      </w:r>
+      <w:r>
+        <w:rPr>
+          <w:spacing w:val="-10"/>
+        </w:rPr>
+        <w:t>{</w:t>
+      </w:r>
+    </w:p>
+    <w:p>
+      <w:pPr>
+        <w:pStyle w:val="BodyText"/>
+        <w:spacing w:before="42"/>
+        <w:ind w:left="720"/>
+      </w:pPr>
+      <w:r>
+        <w:t>echo</w:t>
+      </w:r>
+      <w:r>
+        <w:rPr>
+          <w:spacing w:val="-9"/>
+        </w:rPr>
+        <w:t xml:space="preserve"> </w:t>
+      </w:r>
+      <w:r>
+        <w:t>"You</w:t>
+      </w:r>
+      <w:r>
+        <w:rPr>
+          <w:spacing w:val="-8"/>
+        </w:rPr>
+        <w:t xml:space="preserve"> </w:t>
+      </w:r>
+      <w:r>
+        <w:t>are</w:t>
+      </w:r>
+      <w:r>
+        <w:rPr>
+          <w:spacing w:val="-8"/>
+        </w:rPr>
+        <w:t xml:space="preserve"> </w:t>
+      </w:r>
+      <w:r>
+        <w:rPr>
+          <w:spacing w:val="-2"/>
+        </w:rPr>
+        <w:t>eligible</w:t>
+      </w:r>
       <w:proofErr w:type="gramStart"/>
       <w:r>
-        <w:t>try</w:t>
+        <w:rPr>
+          <w:spacing w:val="-2"/>
+        </w:rPr>
+        <w:t>";</w:t>
       </w:r>
       <w:proofErr w:type="gramEnd"/>
-      <w:r>
-        <w:t xml:space="preserve"> { </w:t>
-      </w:r>
-      <w:proofErr w:type="spellStart"/>
-      <w:r>
-        <w:rPr>
-          <w:spacing w:val="-2"/>
-        </w:rPr>
-        <w:t>checkNum</w:t>
-      </w:r>
-      <w:proofErr w:type="spellEnd"/>
-      <w:r>
-        <w:rPr>
-          <w:spacing w:val="-2"/>
-        </w:rPr>
-        <w:t>(2);</w:t>
-      </w:r>
-    </w:p>
-    <w:p>
-      <w:pPr>
-        <w:pStyle w:val="BodyText"/>
-        <w:spacing w:line="259" w:lineRule="auto"/>
-        <w:ind w:left="120" w:right="3619"/>
-      </w:pPr>
-      <w:r>
-        <w:t>//If</w:t>
-      </w:r>
-      <w:r>
-        <w:rPr>
-          <w:spacing w:val="-4"/>
-        </w:rPr>
-        <w:t xml:space="preserve"> </w:t>
-      </w:r>
-      <w:r>
-        <w:t>the</w:t>
-      </w:r>
-      <w:r>
-        <w:rPr>
-          <w:spacing w:val="-4"/>
-        </w:rPr>
-        <w:t xml:space="preserve"> </w:t>
-      </w:r>
-      <w:r>
-        <w:t>exception</w:t>
-      </w:r>
-      <w:r>
-        <w:rPr>
-          <w:spacing w:val="-4"/>
-        </w:rPr>
-        <w:t xml:space="preserve"> </w:t>
-      </w:r>
-      <w:r>
-        <w:t>is</w:t>
-      </w:r>
-      <w:r>
-        <w:rPr>
-          <w:spacing w:val="-4"/>
-        </w:rPr>
-        <w:t xml:space="preserve"> </w:t>
-      </w:r>
-      <w:r>
-        <w:t>thrown,</w:t>
-      </w:r>
-      <w:r>
-        <w:rPr>
-          <w:spacing w:val="-4"/>
-        </w:rPr>
-        <w:t xml:space="preserve"> </w:t>
-      </w:r>
-      <w:r>
-        <w:t>this</w:t>
-      </w:r>
-      <w:r>
-        <w:rPr>
-          <w:spacing w:val="-4"/>
-        </w:rPr>
-        <w:t xml:space="preserve"> </w:t>
-      </w:r>
-      <w:r>
-        <w:t>text</w:t>
-      </w:r>
-      <w:r>
-        <w:rPr>
-          <w:spacing w:val="-4"/>
-        </w:rPr>
-        <w:t xml:space="preserve"> </w:t>
-      </w:r>
-      <w:r>
-        <w:t>will</w:t>
-      </w:r>
-      <w:r>
-        <w:rPr>
-          <w:spacing w:val="-4"/>
-        </w:rPr>
-        <w:t xml:space="preserve"> </w:t>
-      </w:r>
-      <w:r>
-        <w:t>not</w:t>
-      </w:r>
-      <w:r>
-        <w:rPr>
-          <w:spacing w:val="-4"/>
-        </w:rPr>
-        <w:t xml:space="preserve"> </w:t>
-      </w:r>
-      <w:r>
-        <w:t>be</w:t>
-      </w:r>
-      <w:r>
-        <w:rPr>
-          <w:spacing w:val="-4"/>
-        </w:rPr>
-        <w:t xml:space="preserve"> </w:t>
-      </w:r>
-      <w:r>
-        <w:t>shown echo '</w:t>
-      </w:r>
-      <w:r>
-        <w:t>If you see this, the number is 1 or below';</w:t>
-      </w:r>
-    </w:p>
-    <w:p>
-      <w:pPr>
-        <w:spacing w:line="276" w:lineRule="exact"/>
+    </w:p>
+    <w:p>
+      <w:pPr>
+        <w:spacing w:before="41"/>
+        <w:ind w:left="480"/>
         <w:rPr>
           <w:sz w:val="24"/>
         </w:rPr>
@@ -2624,77 +3995,8 @@
     </w:p>
     <w:p>
       <w:pPr>
-        <w:pStyle w:val="Heading1"/>
-        <w:spacing w:before="22"/>
-      </w:pPr>
-      <w:r>
-        <w:t xml:space="preserve">//catch </w:t>
-      </w:r>
-      <w:r>
-        <w:rPr>
-          <w:spacing w:val="-2"/>
-        </w:rPr>
-        <w:t>exception</w:t>
-      </w:r>
-    </w:p>
-    <w:p>
-      <w:pPr>
-        <w:pStyle w:val="BodyText"/>
-        <w:spacing w:before="21"/>
-      </w:pPr>
-      <w:proofErr w:type="gramStart"/>
-      <w:r>
-        <w:t>catch(</w:t>
-      </w:r>
-      <w:proofErr w:type="gramEnd"/>
-      <w:r>
-        <w:t xml:space="preserve">Exception $e) </w:t>
-      </w:r>
-      <w:r>
-        <w:rPr>
-          <w:spacing w:val="-10"/>
-        </w:rPr>
-        <w:t>{</w:t>
-      </w:r>
-    </w:p>
-    <w:p>
-      <w:pPr>
-        <w:pStyle w:val="BodyText"/>
-        <w:spacing w:before="22"/>
-        <w:ind w:left="120"/>
-      </w:pPr>
-      <w:proofErr w:type="gramStart"/>
-      <w:r>
-        <w:t>echo</w:t>
-      </w:r>
-      <w:proofErr w:type="gramEnd"/>
-      <w:r>
-        <w:t xml:space="preserve"> 'Message: ' .$e-</w:t>
-      </w:r>
-      <w:r>
-        <w:rPr>
-          <w:spacing w:val="-2"/>
-        </w:rPr>
-        <w:t>&gt;</w:t>
-      </w:r>
-      <w:proofErr w:type="spellStart"/>
-      <w:r>
-        <w:rPr>
-          <w:spacing w:val="-2"/>
-        </w:rPr>
-        <w:t>getMessage</w:t>
-      </w:r>
-      <w:proofErr w:type="spellEnd"/>
-      <w:r>
-        <w:rPr>
-          <w:spacing w:val="-2"/>
-        </w:rPr>
-        <w:t>();</w:t>
-      </w:r>
-    </w:p>
-    <w:p>
-      <w:pPr>
-        <w:spacing w:before="22"/>
+        <w:spacing w:before="42"/>
+        <w:ind w:left="240"/>
         <w:rPr>
           <w:sz w:val="24"/>
         </w:rPr>
@@ -2709,7 +4011,213 @@
     </w:p>
     <w:p>
       <w:pPr>
-        <w:spacing w:before="22"/>
+        <w:pStyle w:val="BodyText"/>
+        <w:spacing w:before="41"/>
+        <w:ind w:left="240"/>
+      </w:pPr>
+      <w:r>
+        <w:t>catch (Exception $</w:t>
+      </w:r>
+      <w:proofErr w:type="gramStart"/>
+      <w:r>
+        <w:t xml:space="preserve">e) </w:t>
+      </w:r>
+      <w:r>
+        <w:rPr>
+          <w:spacing w:val="-10"/>
+        </w:rPr>
+        <w:t>{</w:t>
+      </w:r>
+      <w:proofErr w:type="gramEnd"/>
+    </w:p>
+    <w:p>
+      <w:pPr>
+        <w:pStyle w:val="BodyText"/>
+        <w:spacing w:before="41" w:line="276" w:lineRule="auto"/>
+        <w:ind w:left="480" w:right="4255"/>
+      </w:pPr>
+      <w:r>
+        <w:t>echo</w:t>
+      </w:r>
+      <w:r>
+        <w:rPr>
+          <w:spacing w:val="-8"/>
+        </w:rPr>
+        <w:t xml:space="preserve"> </w:t>
+      </w:r>
+      <w:r>
+        <w:t>"&lt;b&gt;Error</w:t>
+      </w:r>
+      <w:r>
+        <w:rPr>
+          <w:spacing w:val="-8"/>
+        </w:rPr>
+        <w:t xml:space="preserve"> </w:t>
+      </w:r>
+      <w:r>
+        <w:t>:&lt;/b&gt;</w:t>
+      </w:r>
+      <w:r>
+        <w:rPr>
+          <w:spacing w:val="-8"/>
+        </w:rPr>
+        <w:t xml:space="preserve"> </w:t>
+      </w:r>
+      <w:proofErr w:type="gramStart"/>
+      <w:r>
+        <w:t>"</w:t>
+      </w:r>
+      <w:r>
+        <w:rPr>
+          <w:spacing w:val="-8"/>
+        </w:rPr>
+        <w:t xml:space="preserve"> </w:t>
+      </w:r>
+      <w:r>
+        <w:t>.</w:t>
+      </w:r>
+      <w:proofErr w:type="gramEnd"/>
+      <w:r>
+        <w:rPr>
+          <w:spacing w:val="-8"/>
+        </w:rPr>
+        <w:t xml:space="preserve"> </w:t>
+      </w:r>
+      <w:r>
+        <w:t>$e-&gt;</w:t>
+      </w:r>
+      <w:proofErr w:type="spellStart"/>
+      <w:proofErr w:type="gramStart"/>
+      <w:r>
+        <w:t>getMessage</w:t>
+      </w:r>
+      <w:proofErr w:type="spellEnd"/>
+      <w:r>
+        <w:t>(</w:t>
+      </w:r>
+      <w:proofErr w:type="gramEnd"/>
+      <w:r>
+        <w:t>); echo "&lt;</w:t>
+      </w:r>
+      <w:proofErr w:type="spellStart"/>
+      <w:r>
+        <w:t>br</w:t>
+      </w:r>
+      <w:proofErr w:type="spellEnd"/>
+      <w:r>
+        <w:t>&gt;&lt;</w:t>
+      </w:r>
+      <w:proofErr w:type="spellStart"/>
+      <w:r>
+        <w:t>br</w:t>
+      </w:r>
+      <w:proofErr w:type="spellEnd"/>
+      <w:r>
+        <w:t>&gt;</w:t>
+      </w:r>
+      <w:proofErr w:type="gramStart"/>
+      <w:r>
+        <w:t>";</w:t>
+      </w:r>
+      <w:proofErr w:type="gramEnd"/>
+    </w:p>
+    <w:p>
+      <w:pPr>
+        <w:ind w:left="240"/>
+        <w:rPr>
+          <w:sz w:val="24"/>
+        </w:rPr>
+      </w:pPr>
+      <w:r>
+        <w:rPr>
+          <w:spacing w:val="-10"/>
+          <w:sz w:val="24"/>
+        </w:rPr>
+        <w:t>}</w:t>
+      </w:r>
+    </w:p>
+    <w:p>
+      <w:pPr>
+        <w:pStyle w:val="BodyText"/>
+        <w:spacing w:before="42"/>
+        <w:ind w:left="240"/>
+      </w:pPr>
+      <w:r>
+        <w:t xml:space="preserve">finally </w:t>
+      </w:r>
+      <w:r>
+        <w:rPr>
+          <w:spacing w:val="-10"/>
+        </w:rPr>
+        <w:t>{</w:t>
+      </w:r>
+    </w:p>
+    <w:p>
+      <w:pPr>
+        <w:pStyle w:val="BodyText"/>
+        <w:spacing w:before="41"/>
+        <w:ind w:left="480"/>
+      </w:pPr>
+      <w:r>
+        <w:t>echo "&lt;</w:t>
+      </w:r>
+      <w:proofErr w:type="spellStart"/>
+      <w:r>
+        <w:t>br</w:t>
+      </w:r>
+      <w:proofErr w:type="spellEnd"/>
+      <w:r>
+        <w:t xml:space="preserve">&gt;Thank you for using this </w:t>
+      </w:r>
+      <w:r>
+        <w:rPr>
+          <w:spacing w:val="-2"/>
+        </w:rPr>
+        <w:t>Application</w:t>
+      </w:r>
+      <w:proofErr w:type="gramStart"/>
+      <w:r>
+        <w:rPr>
+          <w:spacing w:val="-2"/>
+        </w:rPr>
+        <w:t>";</w:t>
+      </w:r>
+      <w:proofErr w:type="gramEnd"/>
+    </w:p>
+    <w:p>
+      <w:pPr>
+        <w:spacing w:before="42"/>
+        <w:ind w:left="240"/>
+        <w:rPr>
+          <w:sz w:val="24"/>
+        </w:rPr>
+      </w:pPr>
+      <w:r>
+        <w:rPr>
+          <w:spacing w:val="-10"/>
+          <w:sz w:val="24"/>
+        </w:rPr>
+        <w:t>}</w:t>
+      </w:r>
+    </w:p>
+    <w:p>
+      <w:pPr>
+        <w:spacing w:before="41"/>
+        <w:rPr>
+          <w:sz w:val="24"/>
+        </w:rPr>
+      </w:pPr>
+      <w:r>
+        <w:rPr>
+          <w:spacing w:val="-10"/>
+          <w:sz w:val="24"/>
+        </w:rPr>
+        <w:t>}</w:t>
+      </w:r>
+    </w:p>
+    <w:p>
+      <w:pPr>
+        <w:spacing w:before="41"/>
         <w:rPr>
           <w:sz w:val="24"/>
         </w:rPr>
@@ -2725,808 +4233,13 @@
     <w:p>
       <w:pPr>
         <w:pStyle w:val="BodyText"/>
-        <w:spacing w:before="22" w:line="259" w:lineRule="auto"/>
-        <w:ind w:left="720" w:right="3619" w:hanging="720"/>
-      </w:pPr>
-      <w:r>
-        <w:rPr>
-          <w:b/>
-        </w:rPr>
-        <w:t>Output:</w:t>
-      </w:r>
-      <w:r>
-        <w:rPr>
-          <w:b/>
-          <w:spacing w:val="-5"/>
-        </w:rPr>
-        <w:t xml:space="preserve"> </w:t>
-      </w:r>
-      <w:r>
-        <w:t>The</w:t>
-      </w:r>
-      <w:r>
-        <w:rPr>
-          <w:spacing w:val="-5"/>
-        </w:rPr>
-        <w:t xml:space="preserve"> </w:t>
-      </w:r>
-      <w:r>
-        <w:t>code</w:t>
-      </w:r>
-      <w:r>
-        <w:rPr>
-          <w:spacing w:val="-5"/>
-        </w:rPr>
-        <w:t xml:space="preserve"> </w:t>
-      </w:r>
-      <w:r>
-        <w:t>above</w:t>
-      </w:r>
-      <w:r>
-        <w:rPr>
-          <w:spacing w:val="-5"/>
-        </w:rPr>
-        <w:t xml:space="preserve"> </w:t>
-      </w:r>
-      <w:r>
-        <w:t>will</w:t>
-      </w:r>
-      <w:r>
-        <w:rPr>
-          <w:spacing w:val="-5"/>
-        </w:rPr>
-        <w:t xml:space="preserve"> </w:t>
-      </w:r>
-      <w:r>
-        <w:t>get</w:t>
-      </w:r>
-      <w:r>
-        <w:rPr>
-          <w:spacing w:val="-5"/>
-        </w:rPr>
-        <w:t xml:space="preserve"> </w:t>
-      </w:r>
-      <w:r>
-        <w:t>an</w:t>
-      </w:r>
-      <w:r>
-        <w:rPr>
-          <w:spacing w:val="-5"/>
-        </w:rPr>
-        <w:t xml:space="preserve"> </w:t>
-      </w:r>
-      <w:r>
-        <w:t>error</w:t>
-      </w:r>
-      <w:r>
-        <w:rPr>
-          <w:spacing w:val="-5"/>
-        </w:rPr>
-        <w:t xml:space="preserve"> </w:t>
-      </w:r>
-      <w:r>
-        <w:t>like</w:t>
-      </w:r>
-      <w:r>
-        <w:rPr>
-          <w:spacing w:val="-5"/>
-        </w:rPr>
-        <w:t xml:space="preserve"> </w:t>
-      </w:r>
-      <w:r>
-        <w:t>this: Message: Value must be 1 or below</w:t>
-      </w:r>
-    </w:p>
-    <w:p>
-      <w:pPr>
-        <w:pStyle w:val="BodyText"/>
-        <w:spacing w:line="259" w:lineRule="auto"/>
-        <w:sectPr>
-          <w:pgSz w:w="12240" w:h="15840"/>
-          <w:pgMar w:top="0" w:right="1440" w:bottom="280" w:left="1440" w:header="720" w:footer="720" w:gutter="0"/>
-          <w:cols w:space="720"/>
-        </w:sectPr>
-      </w:pPr>
-    </w:p>
-    <w:p>
-      <w:pPr>
-        <w:pStyle w:val="Heading1"/>
-      </w:pPr>
-      <w:r>
-        <w:lastRenderedPageBreak/>
-        <w:t xml:space="preserve">Example </w:t>
-      </w:r>
-      <w:r>
-        <w:rPr>
-          <w:spacing w:val="-2"/>
-        </w:rPr>
-        <w:t>explained:</w:t>
-      </w:r>
-    </w:p>
-    <w:p>
-      <w:pPr>
-        <w:pStyle w:val="BodyText"/>
-        <w:spacing w:before="43"/>
-        <w:rPr>
-          <w:b/>
-        </w:rPr>
-      </w:pPr>
-    </w:p>
-    <w:p>
-      <w:pPr>
-        <w:pStyle w:val="BodyText"/>
-      </w:pPr>
-      <w:r>
-        <w:t xml:space="preserve">The code above throws an exception and catches </w:t>
-      </w:r>
-      <w:r>
-        <w:rPr>
-          <w:spacing w:val="-5"/>
-        </w:rPr>
-        <w:t>it:</w:t>
-      </w:r>
-    </w:p>
-    <w:p>
-      <w:pPr>
-        <w:pStyle w:val="BodyText"/>
-        <w:spacing w:before="22" w:line="259" w:lineRule="auto"/>
-      </w:pPr>
-      <w:r>
-        <w:t xml:space="preserve">The </w:t>
-      </w:r>
-      <w:proofErr w:type="spellStart"/>
-      <w:proofErr w:type="gramStart"/>
-      <w:r>
-        <w:t>checkNum</w:t>
-      </w:r>
-      <w:proofErr w:type="spellEnd"/>
-      <w:r>
-        <w:t>(</w:t>
-      </w:r>
-      <w:proofErr w:type="gramEnd"/>
-      <w:r>
-        <w:t>) function is created. It checks if</w:t>
-      </w:r>
-      <w:r>
-        <w:rPr>
-          <w:spacing w:val="-2"/>
-        </w:rPr>
-        <w:t xml:space="preserve"> </w:t>
-      </w:r>
-      <w:r>
-        <w:t>a</w:t>
-      </w:r>
-      <w:r>
-        <w:rPr>
-          <w:spacing w:val="-2"/>
-        </w:rPr>
-        <w:t xml:space="preserve"> </w:t>
-      </w:r>
-      <w:r>
-        <w:t>number</w:t>
-      </w:r>
-      <w:r>
-        <w:rPr>
-          <w:spacing w:val="-2"/>
-        </w:rPr>
-        <w:t xml:space="preserve"> </w:t>
-      </w:r>
-      <w:r>
-        <w:t>is</w:t>
-      </w:r>
-      <w:r>
-        <w:rPr>
-          <w:spacing w:val="-2"/>
-        </w:rPr>
-        <w:t xml:space="preserve"> </w:t>
-      </w:r>
-      <w:r>
-        <w:t>greater</w:t>
-      </w:r>
-      <w:r>
-        <w:rPr>
-          <w:spacing w:val="-2"/>
-        </w:rPr>
-        <w:t xml:space="preserve"> </w:t>
-      </w:r>
-      <w:r>
-        <w:t>than</w:t>
-      </w:r>
-      <w:r>
-        <w:rPr>
-          <w:spacing w:val="-2"/>
-        </w:rPr>
-        <w:t xml:space="preserve"> </w:t>
-      </w:r>
-      <w:r>
-        <w:t>1.</w:t>
-      </w:r>
-      <w:r>
-        <w:rPr>
-          <w:spacing w:val="-2"/>
-        </w:rPr>
-        <w:t xml:space="preserve"> </w:t>
-      </w:r>
-      <w:r>
-        <w:t>If</w:t>
-      </w:r>
-      <w:r>
-        <w:rPr>
-          <w:spacing w:val="-2"/>
-        </w:rPr>
-        <w:t xml:space="preserve"> </w:t>
-      </w:r>
-      <w:r>
-        <w:t>it</w:t>
-      </w:r>
-      <w:r>
-        <w:rPr>
-          <w:spacing w:val="-2"/>
-        </w:rPr>
-        <w:t xml:space="preserve"> </w:t>
-      </w:r>
-      <w:r>
-        <w:t>is,</w:t>
-      </w:r>
-      <w:r>
-        <w:rPr>
-          <w:spacing w:val="-2"/>
-        </w:rPr>
-        <w:t xml:space="preserve"> </w:t>
-      </w:r>
-      <w:r>
-        <w:t>an</w:t>
-      </w:r>
-      <w:r>
-        <w:rPr>
-          <w:spacing w:val="-2"/>
-        </w:rPr>
-        <w:t xml:space="preserve"> </w:t>
-      </w:r>
-      <w:r>
-        <w:t>exception is thrown</w:t>
-      </w:r>
-    </w:p>
-    <w:p>
-      <w:pPr>
-        <w:pStyle w:val="BodyText"/>
-        <w:spacing w:line="276" w:lineRule="exact"/>
-      </w:pPr>
-      <w:r>
-        <w:t xml:space="preserve">The </w:t>
-      </w:r>
-      <w:proofErr w:type="spellStart"/>
-      <w:proofErr w:type="gramStart"/>
-      <w:r>
-        <w:t>checkNum</w:t>
-      </w:r>
-      <w:proofErr w:type="spellEnd"/>
-      <w:r>
-        <w:t>(</w:t>
-      </w:r>
-      <w:proofErr w:type="gramEnd"/>
-      <w:r>
-        <w:t xml:space="preserve">) function is called in a "try" </w:t>
-      </w:r>
-      <w:r>
-        <w:rPr>
-          <w:spacing w:val="-2"/>
-        </w:rPr>
-        <w:t>block.</w:t>
-      </w:r>
-    </w:p>
-    <w:p>
-      <w:pPr>
-        <w:pStyle w:val="BodyText"/>
-        <w:spacing w:before="22"/>
-      </w:pPr>
-      <w:r>
-        <w:t xml:space="preserve">The exception within the </w:t>
-      </w:r>
-      <w:proofErr w:type="spellStart"/>
-      <w:proofErr w:type="gramStart"/>
-      <w:r>
-        <w:t>checkNum</w:t>
-      </w:r>
-      <w:proofErr w:type="spellEnd"/>
-      <w:r>
-        <w:t>(</w:t>
-      </w:r>
-      <w:proofErr w:type="gramEnd"/>
-      <w:r>
-        <w:t>) functio</w:t>
-      </w:r>
-      <w:r>
-        <w:t xml:space="preserve">n is </w:t>
-      </w:r>
-      <w:r>
-        <w:rPr>
-          <w:spacing w:val="-2"/>
-        </w:rPr>
-        <w:t>thrown</w:t>
-      </w:r>
-    </w:p>
-    <w:p>
-      <w:pPr>
-        <w:pStyle w:val="BodyText"/>
-        <w:spacing w:before="22" w:line="259" w:lineRule="auto"/>
-      </w:pPr>
-      <w:r>
-        <w:t>The</w:t>
-      </w:r>
-      <w:r>
-        <w:rPr>
-          <w:spacing w:val="40"/>
-        </w:rPr>
-        <w:t xml:space="preserve"> </w:t>
-      </w:r>
-      <w:r>
-        <w:t>"catch"</w:t>
-      </w:r>
-      <w:r>
-        <w:rPr>
-          <w:spacing w:val="40"/>
-        </w:rPr>
-        <w:t xml:space="preserve"> </w:t>
-      </w:r>
-      <w:r>
-        <w:t>block</w:t>
-      </w:r>
-      <w:r>
-        <w:rPr>
-          <w:spacing w:val="40"/>
-        </w:rPr>
-        <w:t xml:space="preserve"> </w:t>
-      </w:r>
-      <w:r>
-        <w:t>retrieves</w:t>
-      </w:r>
-      <w:r>
-        <w:rPr>
-          <w:spacing w:val="40"/>
-        </w:rPr>
-        <w:t xml:space="preserve"> </w:t>
-      </w:r>
-      <w:r>
-        <w:t>the</w:t>
-      </w:r>
-      <w:r>
-        <w:rPr>
-          <w:spacing w:val="40"/>
-        </w:rPr>
-        <w:t xml:space="preserve"> </w:t>
-      </w:r>
-      <w:r>
-        <w:t>exception</w:t>
-      </w:r>
-      <w:r>
-        <w:rPr>
-          <w:spacing w:val="27"/>
-        </w:rPr>
-        <w:t xml:space="preserve"> </w:t>
-      </w:r>
-      <w:r>
-        <w:t>and</w:t>
-      </w:r>
-      <w:r>
-        <w:rPr>
-          <w:spacing w:val="27"/>
-        </w:rPr>
-        <w:t xml:space="preserve"> </w:t>
-      </w:r>
-      <w:r>
-        <w:t>creates</w:t>
-      </w:r>
-      <w:r>
-        <w:rPr>
-          <w:spacing w:val="27"/>
-        </w:rPr>
-        <w:t xml:space="preserve"> </w:t>
-      </w:r>
-      <w:r>
-        <w:t>an</w:t>
-      </w:r>
-      <w:r>
-        <w:rPr>
-          <w:spacing w:val="27"/>
-        </w:rPr>
-        <w:t xml:space="preserve"> </w:t>
-      </w:r>
-      <w:r>
-        <w:t>object</w:t>
-      </w:r>
-      <w:r>
-        <w:rPr>
-          <w:spacing w:val="27"/>
-        </w:rPr>
-        <w:t xml:space="preserve"> </w:t>
-      </w:r>
-      <w:r>
-        <w:t>($e)</w:t>
-      </w:r>
-      <w:r>
-        <w:rPr>
-          <w:spacing w:val="27"/>
-        </w:rPr>
-        <w:t xml:space="preserve"> </w:t>
-      </w:r>
-      <w:r>
-        <w:t>containing</w:t>
-      </w:r>
-      <w:r>
-        <w:rPr>
-          <w:spacing w:val="27"/>
-        </w:rPr>
-        <w:t xml:space="preserve"> </w:t>
-      </w:r>
-      <w:r>
-        <w:t>the</w:t>
-      </w:r>
-      <w:r>
-        <w:rPr>
-          <w:spacing w:val="27"/>
-        </w:rPr>
-        <w:t xml:space="preserve"> </w:t>
-      </w:r>
-      <w:r>
-        <w:t xml:space="preserve">exception </w:t>
-      </w:r>
-      <w:r>
-        <w:rPr>
-          <w:spacing w:val="-2"/>
-        </w:rPr>
-        <w:t>information.</w:t>
-      </w:r>
-    </w:p>
-    <w:p>
-      <w:pPr>
-        <w:pStyle w:val="BodyText"/>
-        <w:spacing w:line="259" w:lineRule="auto"/>
-      </w:pPr>
-      <w:r>
-        <w:t>The error message from the</w:t>
-      </w:r>
-      <w:r>
-        <w:rPr>
-          <w:spacing w:val="-3"/>
-        </w:rPr>
-        <w:t xml:space="preserve"> </w:t>
-      </w:r>
-      <w:r>
-        <w:t>exception</w:t>
-      </w:r>
-      <w:r>
-        <w:rPr>
-          <w:spacing w:val="-3"/>
-        </w:rPr>
-        <w:t xml:space="preserve"> </w:t>
-      </w:r>
-      <w:r>
-        <w:t>is</w:t>
-      </w:r>
-      <w:r>
-        <w:rPr>
-          <w:spacing w:val="-3"/>
-        </w:rPr>
-        <w:t xml:space="preserve"> </w:t>
-      </w:r>
-      <w:r>
-        <w:t>echoed</w:t>
-      </w:r>
-      <w:r>
-        <w:rPr>
-          <w:spacing w:val="-3"/>
-        </w:rPr>
-        <w:t xml:space="preserve"> </w:t>
-      </w:r>
-      <w:r>
-        <w:t>by</w:t>
-      </w:r>
-      <w:r>
-        <w:rPr>
-          <w:spacing w:val="-3"/>
-        </w:rPr>
-        <w:t xml:space="preserve"> </w:t>
-      </w:r>
-      <w:r>
-        <w:t>calling</w:t>
-      </w:r>
-      <w:r>
-        <w:rPr>
-          <w:spacing w:val="-3"/>
-        </w:rPr>
-        <w:t xml:space="preserve"> </w:t>
-      </w:r>
-      <w:r>
-        <w:t>$e-&gt;</w:t>
-      </w:r>
-      <w:proofErr w:type="spellStart"/>
-      <w:proofErr w:type="gramStart"/>
-      <w:r>
-        <w:t>getMessage</w:t>
-      </w:r>
-      <w:proofErr w:type="spellEnd"/>
-      <w:r>
-        <w:t>(</w:t>
-      </w:r>
-      <w:proofErr w:type="gramEnd"/>
-      <w:r>
-        <w:t>)</w:t>
-      </w:r>
-      <w:r>
-        <w:rPr>
-          <w:spacing w:val="-3"/>
-        </w:rPr>
-        <w:t xml:space="preserve"> </w:t>
-      </w:r>
-      <w:r>
-        <w:t>from</w:t>
-      </w:r>
-      <w:r>
-        <w:rPr>
-          <w:spacing w:val="-3"/>
-        </w:rPr>
-        <w:t xml:space="preserve"> </w:t>
-      </w:r>
-      <w:r>
-        <w:t>the</w:t>
-      </w:r>
-      <w:r>
-        <w:rPr>
-          <w:spacing w:val="-3"/>
-        </w:rPr>
-        <w:t xml:space="preserve"> </w:t>
-      </w:r>
-      <w:r>
-        <w:t xml:space="preserve">exception </w:t>
-      </w:r>
-      <w:r>
-        <w:rPr>
-          <w:spacing w:val="-2"/>
-        </w:rPr>
-        <w:t>object.</w:t>
-      </w:r>
-    </w:p>
-    <w:p>
-      <w:pPr>
-        <w:pStyle w:val="BodyText"/>
-        <w:spacing w:line="259" w:lineRule="auto"/>
-      </w:pPr>
-      <w:r>
-        <w:t>However,</w:t>
-      </w:r>
-      <w:r>
-        <w:rPr>
-          <w:spacing w:val="27"/>
-        </w:rPr>
-        <w:t xml:space="preserve"> </w:t>
-      </w:r>
-      <w:r>
-        <w:t>one</w:t>
-      </w:r>
-      <w:r>
-        <w:rPr>
-          <w:spacing w:val="27"/>
-        </w:rPr>
-        <w:t xml:space="preserve"> </w:t>
-      </w:r>
-      <w:r>
-        <w:t>way</w:t>
-      </w:r>
-      <w:r>
-        <w:rPr>
-          <w:spacing w:val="27"/>
-        </w:rPr>
-        <w:t xml:space="preserve"> </w:t>
-      </w:r>
-      <w:r>
-        <w:t>to</w:t>
-      </w:r>
-      <w:r>
-        <w:rPr>
-          <w:spacing w:val="27"/>
-        </w:rPr>
-        <w:t xml:space="preserve"> </w:t>
-      </w:r>
-      <w:r>
-        <w:t>get</w:t>
-      </w:r>
-      <w:r>
-        <w:rPr>
-          <w:spacing w:val="27"/>
-        </w:rPr>
-        <w:t xml:space="preserve"> </w:t>
-      </w:r>
-      <w:r>
-        <w:t>around</w:t>
-      </w:r>
-      <w:r>
-        <w:rPr>
-          <w:spacing w:val="27"/>
-        </w:rPr>
-        <w:t xml:space="preserve"> </w:t>
-      </w:r>
-      <w:r>
-        <w:t>the</w:t>
-      </w:r>
-      <w:r>
-        <w:rPr>
-          <w:spacing w:val="27"/>
-        </w:rPr>
-        <w:t xml:space="preserve"> </w:t>
-      </w:r>
-      <w:r>
-        <w:t>"every</w:t>
-      </w:r>
-      <w:r>
-        <w:rPr>
-          <w:spacing w:val="27"/>
-        </w:rPr>
-        <w:t xml:space="preserve"> </w:t>
-      </w:r>
-      <w:r>
-        <w:t>throw must have a catch" rule is to set a top level exception handler to handle errors that slip through.</w:t>
-      </w:r>
-    </w:p>
-    <w:p>
-      <w:pPr>
-        <w:pStyle w:val="BodyText"/>
-      </w:pPr>
-    </w:p>
-    <w:p>
-      <w:pPr>
-        <w:pStyle w:val="BodyText"/>
-      </w:pPr>
-    </w:p>
-    <w:p>
-      <w:pPr>
-        <w:pStyle w:val="BodyText"/>
-        <w:spacing w:before="83"/>
-      </w:pPr>
-    </w:p>
-    <w:p>
-      <w:pPr>
-        <w:spacing w:before="1"/>
-        <w:rPr>
-          <w:b/>
-          <w:sz w:val="28"/>
-        </w:rPr>
-      </w:pPr>
-      <w:proofErr w:type="gramStart"/>
-      <w:r>
-        <w:rPr>
-          <w:b/>
-          <w:sz w:val="28"/>
-          <w:u w:val="single"/>
-        </w:rPr>
-        <w:t>INPUT</w:t>
-      </w:r>
-      <w:r>
-        <w:rPr>
-          <w:b/>
-          <w:spacing w:val="-5"/>
-          <w:sz w:val="28"/>
-          <w:u w:val="single"/>
-        </w:rPr>
-        <w:t xml:space="preserve"> </w:t>
-      </w:r>
-      <w:r>
-        <w:rPr>
-          <w:b/>
-          <w:spacing w:val="-5"/>
-          <w:sz w:val="28"/>
-        </w:rPr>
-        <w:t>:</w:t>
-      </w:r>
-      <w:proofErr w:type="gramEnd"/>
-      <w:r>
-        <w:rPr>
-          <w:b/>
-          <w:spacing w:val="-5"/>
-          <w:sz w:val="28"/>
-        </w:rPr>
-        <w:t>-</w:t>
-      </w:r>
-    </w:p>
-    <w:p>
-      <w:pPr>
-        <w:spacing w:before="312"/>
-        <w:rPr>
-          <w:b/>
-          <w:sz w:val="28"/>
-        </w:rPr>
-      </w:pPr>
-      <w:r>
-        <w:rPr>
-          <w:b/>
-          <w:sz w:val="28"/>
-        </w:rPr>
-        <w:t>File</w:t>
-      </w:r>
-      <w:r>
-        <w:rPr>
-          <w:b/>
-          <w:spacing w:val="-3"/>
-          <w:sz w:val="28"/>
-        </w:rPr>
-        <w:t xml:space="preserve"> </w:t>
-      </w:r>
-      <w:proofErr w:type="gramStart"/>
-      <w:r>
-        <w:rPr>
-          <w:b/>
-          <w:sz w:val="28"/>
-        </w:rPr>
-        <w:t>name</w:t>
-      </w:r>
-      <w:r>
-        <w:rPr>
-          <w:b/>
-          <w:spacing w:val="-3"/>
-          <w:sz w:val="28"/>
-        </w:rPr>
-        <w:t xml:space="preserve"> </w:t>
-      </w:r>
-      <w:r>
-        <w:rPr>
-          <w:b/>
-          <w:sz w:val="28"/>
-        </w:rPr>
-        <w:t>:-</w:t>
-      </w:r>
-      <w:proofErr w:type="gramEnd"/>
-      <w:r>
-        <w:rPr>
-          <w:b/>
-          <w:spacing w:val="-3"/>
-          <w:sz w:val="28"/>
-        </w:rPr>
-        <w:t xml:space="preserve"> </w:t>
-      </w:r>
-      <w:proofErr w:type="spellStart"/>
-      <w:r>
-        <w:rPr>
-          <w:b/>
-          <w:sz w:val="28"/>
-        </w:rPr>
-        <w:t>pr</w:t>
-      </w:r>
-      <w:proofErr w:type="spellEnd"/>
-      <w:r>
-        <w:rPr>
-          <w:b/>
-          <w:spacing w:val="-3"/>
-          <w:sz w:val="28"/>
-        </w:rPr>
-        <w:t xml:space="preserve"> </w:t>
-      </w:r>
-      <w:r>
-        <w:rPr>
-          <w:b/>
-          <w:spacing w:val="-2"/>
-          <w:sz w:val="28"/>
-        </w:rPr>
-        <w:t>18.php</w:t>
-      </w:r>
-    </w:p>
-    <w:p>
-      <w:pPr>
-        <w:pStyle w:val="BodyText"/>
-        <w:spacing w:before="234"/>
-      </w:pPr>
-      <w:proofErr w:type="gramStart"/>
-      <w:r>
-        <w:t>&lt;!DOCTYPE</w:t>
-      </w:r>
-      <w:proofErr w:type="gramEnd"/>
-      <w:r>
-        <w:t xml:space="preserve"> </w:t>
-      </w:r>
-      <w:r>
-        <w:rPr>
-          <w:spacing w:val="-2"/>
-        </w:rPr>
-        <w:t>html&gt;</w:t>
+        <w:spacing w:before="42"/>
+      </w:pPr>
+      <w:r>
+        <w:rPr>
+          <w:spacing w:val="-2"/>
+        </w:rPr>
+        <w:t>&lt;/body&gt;</w:t>
       </w:r>
     </w:p>
     <w:p>
@@ -3535,898 +4248,11 @@
         <w:spacing w:before="41"/>
       </w:pPr>
       <w:r>
-        <w:t xml:space="preserve">&lt;html </w:t>
-      </w:r>
-      <w:proofErr w:type="spellStart"/>
-      <w:proofErr w:type="gramStart"/>
-      <w:r>
-        <w:rPr>
-          <w:spacing w:val="-2"/>
-        </w:rPr>
-        <w:t>lang</w:t>
-      </w:r>
-      <w:proofErr w:type="spellEnd"/>
-      <w:proofErr w:type="gramEnd"/>
-      <w:r>
-        <w:rPr>
-          <w:spacing w:val="-2"/>
-        </w:rPr>
-        <w:t>="</w:t>
-      </w:r>
-      <w:proofErr w:type="spellStart"/>
-      <w:r>
-        <w:rPr>
-          <w:spacing w:val="-2"/>
-        </w:rPr>
-        <w:t>en</w:t>
-      </w:r>
-      <w:proofErr w:type="spellEnd"/>
-      <w:r>
-        <w:rPr>
-          <w:spacing w:val="-2"/>
-        </w:rPr>
-        <w:t>"&gt;</w:t>
-      </w:r>
-    </w:p>
-    <w:p>
-      <w:pPr>
-        <w:pStyle w:val="BodyText"/>
-        <w:spacing w:before="42"/>
-      </w:pPr>
-      <w:r>
-        <w:rPr>
-          <w:spacing w:val="-2"/>
-        </w:rPr>
-        <w:t>&lt;</w:t>
-      </w:r>
-      <w:proofErr w:type="gramStart"/>
-      <w:r>
-        <w:rPr>
-          <w:spacing w:val="-2"/>
-        </w:rPr>
-        <w:t>head</w:t>
-      </w:r>
-      <w:proofErr w:type="gramEnd"/>
-      <w:r>
-        <w:rPr>
-          <w:spacing w:val="-2"/>
-        </w:rPr>
-        <w:t>&gt;</w:t>
-      </w:r>
-    </w:p>
-    <w:p>
-      <w:pPr>
-        <w:pStyle w:val="BodyText"/>
-        <w:spacing w:before="41"/>
-        <w:ind w:left="240"/>
-      </w:pPr>
-      <w:r>
-        <w:t>&lt;</w:t>
-      </w:r>
-      <w:proofErr w:type="gramStart"/>
-      <w:r>
-        <w:t>meta</w:t>
-      </w:r>
-      <w:proofErr w:type="gramEnd"/>
-      <w:r>
-        <w:t xml:space="preserve"> charset="UTF-</w:t>
-      </w:r>
-      <w:r>
-        <w:rPr>
-          <w:spacing w:val="-5"/>
-        </w:rPr>
-        <w:t>8"&gt;</w:t>
-      </w:r>
-    </w:p>
-    <w:p>
-      <w:pPr>
-        <w:pStyle w:val="BodyText"/>
-        <w:spacing w:before="41"/>
-        <w:ind w:left="240"/>
-      </w:pPr>
-      <w:r>
-        <w:t>&lt;</w:t>
-      </w:r>
-      <w:proofErr w:type="gramStart"/>
-      <w:r>
-        <w:t>meta</w:t>
-      </w:r>
-      <w:proofErr w:type="gramEnd"/>
-      <w:r>
-        <w:t xml:space="preserve"> name="viewport" content="width=device-w</w:t>
-      </w:r>
-      <w:r>
-        <w:t>idth, initial-</w:t>
-      </w:r>
-      <w:r>
-        <w:rPr>
-          <w:spacing w:val="-2"/>
-        </w:rPr>
-        <w:t>scale=1.0"&gt;</w:t>
-      </w:r>
-    </w:p>
-    <w:p>
-      <w:pPr>
-        <w:pStyle w:val="BodyText"/>
-        <w:spacing w:before="42"/>
-        <w:ind w:left="240"/>
-      </w:pPr>
-      <w:r>
-        <w:t>&lt;</w:t>
-      </w:r>
-      <w:proofErr w:type="gramStart"/>
-      <w:r>
-        <w:t>title&gt;</w:t>
-      </w:r>
-      <w:proofErr w:type="gramEnd"/>
-      <w:r>
-        <w:t xml:space="preserve">Exception </w:t>
-      </w:r>
-      <w:r>
-        <w:rPr>
-          <w:spacing w:val="-2"/>
-        </w:rPr>
-        <w:t>Handling&lt;/title&gt;</w:t>
-      </w:r>
-    </w:p>
-    <w:p>
-      <w:pPr>
-        <w:pStyle w:val="BodyText"/>
-        <w:spacing w:before="41"/>
-      </w:pPr>
-      <w:r>
-        <w:rPr>
-          <w:spacing w:val="-2"/>
-        </w:rPr>
-        <w:t>&lt;/head&gt;</w:t>
-      </w:r>
-    </w:p>
-    <w:p>
-      <w:pPr>
-        <w:pStyle w:val="BodyText"/>
-        <w:spacing w:before="42"/>
-      </w:pPr>
-      <w:r>
-        <w:rPr>
-          <w:spacing w:val="-2"/>
-        </w:rPr>
-        <w:t>&lt;</w:t>
-      </w:r>
-      <w:proofErr w:type="gramStart"/>
-      <w:r>
-        <w:rPr>
-          <w:spacing w:val="-2"/>
-        </w:rPr>
-        <w:t>body</w:t>
-      </w:r>
-      <w:proofErr w:type="gramEnd"/>
-      <w:r>
-        <w:rPr>
-          <w:spacing w:val="-2"/>
-        </w:rPr>
-        <w:t>&gt;</w:t>
-      </w:r>
-    </w:p>
-    <w:p>
-      <w:pPr>
-        <w:pStyle w:val="BodyText"/>
-        <w:spacing w:before="82"/>
-      </w:pPr>
-    </w:p>
-    <w:p>
-      <w:pPr>
-        <w:pStyle w:val="BodyText"/>
-      </w:pPr>
-      <w:r>
-        <w:t xml:space="preserve">&lt;h2&gt;Exception </w:t>
-      </w:r>
-      <w:r>
-        <w:rPr>
-          <w:spacing w:val="-2"/>
-        </w:rPr>
-        <w:t>Handling&lt;/h2&gt;</w:t>
-      </w:r>
-    </w:p>
-    <w:p>
-      <w:pPr>
-        <w:pStyle w:val="BodyText"/>
-        <w:spacing w:before="83"/>
-      </w:pPr>
-    </w:p>
-    <w:p>
-      <w:pPr>
-        <w:pStyle w:val="BodyText"/>
-        <w:spacing w:line="276" w:lineRule="auto"/>
-        <w:ind w:left="240" w:right="6919" w:hanging="240"/>
-      </w:pPr>
-      <w:r>
-        <w:t>&lt;form</w:t>
-      </w:r>
-      <w:r>
-        <w:rPr>
-          <w:spacing w:val="-15"/>
-        </w:rPr>
-        <w:t xml:space="preserve"> </w:t>
-      </w:r>
-      <w:r>
-        <w:t xml:space="preserve">method="POST"&gt; Enter </w:t>
-      </w:r>
-      <w:proofErr w:type="gramStart"/>
-      <w:r>
-        <w:t>Age :</w:t>
-      </w:r>
-      <w:proofErr w:type="gramEnd"/>
-      <w:r>
-        <w:t>-</w:t>
-      </w:r>
-    </w:p>
-    <w:p>
-      <w:pPr>
-        <w:pStyle w:val="BodyText"/>
-        <w:ind w:left="240"/>
-      </w:pPr>
-      <w:r>
-        <w:t xml:space="preserve">&lt;input type="number" </w:t>
-      </w:r>
-      <w:r>
-        <w:rPr>
-          <w:spacing w:val="-2"/>
-        </w:rPr>
-        <w:t>name="age"&gt;</w:t>
-      </w:r>
-    </w:p>
-    <w:p>
-      <w:pPr>
-        <w:pStyle w:val="BodyText"/>
-        <w:spacing w:before="42"/>
-        <w:ind w:left="240"/>
-      </w:pPr>
-      <w:r>
-        <w:rPr>
-          <w:spacing w:val="-2"/>
-        </w:rPr>
-        <w:t>&lt;</w:t>
-      </w:r>
-      <w:proofErr w:type="spellStart"/>
-      <w:proofErr w:type="gramStart"/>
-      <w:r>
-        <w:rPr>
-          <w:spacing w:val="-2"/>
-        </w:rPr>
-        <w:t>br</w:t>
-      </w:r>
-      <w:proofErr w:type="spellEnd"/>
-      <w:proofErr w:type="gramEnd"/>
-      <w:r>
-        <w:rPr>
-          <w:spacing w:val="-2"/>
-        </w:rPr>
-        <w:t>&gt;&lt;</w:t>
-      </w:r>
-      <w:proofErr w:type="spellStart"/>
-      <w:r>
-        <w:rPr>
-          <w:spacing w:val="-2"/>
-        </w:rPr>
-        <w:t>br</w:t>
-      </w:r>
-      <w:proofErr w:type="spellEnd"/>
-      <w:r>
-        <w:rPr>
-          <w:spacing w:val="-2"/>
-        </w:rPr>
-        <w:t>&gt;</w:t>
-      </w:r>
-    </w:p>
-    <w:p>
-      <w:pPr>
-        <w:pStyle w:val="BodyText"/>
-        <w:spacing w:before="41"/>
-        <w:ind w:left="240"/>
-      </w:pPr>
-      <w:r>
-        <w:t xml:space="preserve">&lt;input type="submit" name="submit" </w:t>
-      </w:r>
-      <w:r>
-        <w:rPr>
-          <w:spacing w:val="-2"/>
-        </w:rPr>
-        <w:t>value="Check"&gt;</w:t>
-      </w:r>
-    </w:p>
-    <w:p>
-      <w:pPr>
-        <w:pStyle w:val="BodyText"/>
-        <w:spacing w:before="41"/>
-        <w:ind w:left="240"/>
-      </w:pPr>
-      <w:r>
-        <w:rPr>
-          <w:spacing w:val="-2"/>
-        </w:rPr>
-        <w:t>&lt;</w:t>
-      </w:r>
-      <w:proofErr w:type="spellStart"/>
-      <w:proofErr w:type="gramStart"/>
-      <w:r>
-        <w:rPr>
-          <w:spacing w:val="-2"/>
-        </w:rPr>
-        <w:t>br</w:t>
-      </w:r>
-      <w:proofErr w:type="spellEnd"/>
-      <w:proofErr w:type="gramEnd"/>
-      <w:r>
-        <w:rPr>
-          <w:spacing w:val="-2"/>
-        </w:rPr>
-        <w:t>&gt;&lt;</w:t>
-      </w:r>
-      <w:proofErr w:type="spellStart"/>
-      <w:r>
-        <w:rPr>
-          <w:spacing w:val="-2"/>
-        </w:rPr>
-        <w:t>br</w:t>
-      </w:r>
-      <w:proofErr w:type="spellEnd"/>
-      <w:r>
-        <w:rPr>
-          <w:spacing w:val="-2"/>
-        </w:rPr>
-        <w:t>&gt;</w:t>
-      </w:r>
-    </w:p>
-    <w:p>
-      <w:pPr>
-        <w:pStyle w:val="BodyText"/>
-        <w:spacing w:before="42"/>
-      </w:pPr>
-      <w:r>
-        <w:rPr>
-          <w:spacing w:val="-2"/>
-        </w:rPr>
-        <w:t>&lt;/form&gt;</w:t>
-      </w:r>
-    </w:p>
-    <w:p>
-      <w:pPr>
-        <w:pStyle w:val="BodyText"/>
-        <w:spacing w:before="82"/>
-      </w:pPr>
-    </w:p>
-    <w:p>
-      <w:pPr>
-        <w:pStyle w:val="BodyText"/>
-        <w:spacing w:before="1" w:line="276" w:lineRule="auto"/>
-        <w:ind w:right="6875"/>
-      </w:pPr>
-      <w:proofErr w:type="gramStart"/>
-      <w:r>
-        <w:rPr>
-          <w:spacing w:val="-2"/>
-        </w:rPr>
-        <w:t>&lt;?</w:t>
-      </w:r>
-      <w:proofErr w:type="spellStart"/>
-      <w:r>
-        <w:rPr>
-          <w:spacing w:val="-2"/>
-        </w:rPr>
-        <w:t>php</w:t>
-      </w:r>
-      <w:proofErr w:type="spellEnd"/>
-      <w:proofErr w:type="gramEnd"/>
-      <w:r>
-        <w:rPr>
-          <w:spacing w:val="-2"/>
-        </w:rPr>
-        <w:t xml:space="preserve"> </w:t>
-      </w:r>
-      <w:r>
-        <w:t>if(</w:t>
-      </w:r>
-      <w:proofErr w:type="spellStart"/>
-      <w:r>
-        <w:t>isset</w:t>
-      </w:r>
-      <w:proofErr w:type="spellEnd"/>
-      <w:r>
-        <w:t xml:space="preserve">($_POST['age'])) </w:t>
-      </w:r>
-      <w:r>
-        <w:rPr>
-          <w:spacing w:val="-10"/>
-        </w:rPr>
-        <w:t>{</w:t>
-      </w:r>
-    </w:p>
-    <w:p>
-      <w:pPr>
-        <w:pStyle w:val="BodyText"/>
-        <w:spacing w:before="34" w:line="634" w:lineRule="exact"/>
-        <w:ind w:left="240" w:right="6919"/>
-      </w:pPr>
-      <w:r>
-        <w:t>$age</w:t>
-      </w:r>
-      <w:r>
-        <w:rPr>
-          <w:spacing w:val="-15"/>
-        </w:rPr>
-        <w:t xml:space="preserve"> </w:t>
-      </w:r>
-      <w:r>
-        <w:t>=</w:t>
-      </w:r>
-      <w:r>
-        <w:rPr>
-          <w:spacing w:val="-15"/>
-        </w:rPr>
-        <w:t xml:space="preserve"> </w:t>
-      </w:r>
-      <w:r>
-        <w:t>$_</w:t>
-      </w:r>
-      <w:proofErr w:type="gramStart"/>
-      <w:r>
-        <w:t>POST[</w:t>
-      </w:r>
-      <w:proofErr w:type="gramEnd"/>
-      <w:r>
-        <w:t>'age']; try {</w:t>
-      </w:r>
-    </w:p>
-    <w:p>
-      <w:pPr>
-        <w:pStyle w:val="BodyText"/>
-        <w:spacing w:line="243" w:lineRule="exact"/>
-        <w:ind w:left="480"/>
-      </w:pPr>
-      <w:proofErr w:type="gramStart"/>
-      <w:r>
-        <w:t>if(</w:t>
-      </w:r>
-      <w:proofErr w:type="gramEnd"/>
-      <w:r>
-        <w:t xml:space="preserve">$age &lt; 18) </w:t>
-      </w:r>
-      <w:r>
-        <w:rPr>
-          <w:spacing w:val="-10"/>
-        </w:rPr>
-        <w:t>{</w:t>
-      </w:r>
-    </w:p>
-    <w:p>
-      <w:pPr>
-        <w:pStyle w:val="BodyText"/>
-        <w:spacing w:line="243" w:lineRule="exact"/>
-        <w:sectPr>
-          <w:pgSz w:w="12240" w:h="15840"/>
-          <w:pgMar w:top="0" w:right="1440" w:bottom="280" w:left="1440" w:header="720" w:footer="720" w:gutter="0"/>
-          <w:cols w:space="720"/>
-        </w:sectPr>
-      </w:pPr>
-    </w:p>
-    <w:p>
-      <w:pPr>
-        <w:pStyle w:val="BodyText"/>
-        <w:ind w:left="720"/>
-      </w:pPr>
-      <w:proofErr w:type="gramStart"/>
-      <w:r>
-        <w:lastRenderedPageBreak/>
-        <w:t>throw</w:t>
-      </w:r>
-      <w:proofErr w:type="gramEnd"/>
-      <w:r>
-        <w:rPr>
-          <w:spacing w:val="-5"/>
-        </w:rPr>
-        <w:t xml:space="preserve"> </w:t>
-      </w:r>
-      <w:r>
-        <w:t>new</w:t>
-      </w:r>
-      <w:r>
-        <w:rPr>
-          <w:spacing w:val="-5"/>
-        </w:rPr>
-        <w:t xml:space="preserve"> </w:t>
-      </w:r>
-      <w:r>
-        <w:t>Exception("You</w:t>
-      </w:r>
-      <w:r>
-        <w:rPr>
-          <w:spacing w:val="-5"/>
-        </w:rPr>
-        <w:t xml:space="preserve"> </w:t>
-      </w:r>
-      <w:r>
-        <w:t>are</w:t>
-      </w:r>
-      <w:r>
-        <w:rPr>
-          <w:spacing w:val="-5"/>
-        </w:rPr>
-        <w:t xml:space="preserve"> </w:t>
-      </w:r>
-      <w:r>
-        <w:t>not</w:t>
-      </w:r>
-      <w:r>
-        <w:rPr>
-          <w:spacing w:val="-5"/>
-        </w:rPr>
-        <w:t xml:space="preserve"> </w:t>
-      </w:r>
-      <w:r>
-        <w:rPr>
-          <w:spacing w:val="-2"/>
-        </w:rPr>
-        <w:t>eligible");</w:t>
-      </w:r>
-    </w:p>
-    <w:p>
-      <w:pPr>
-        <w:spacing w:before="41"/>
-        <w:ind w:left="480"/>
-        <w:rPr>
-          <w:sz w:val="24"/>
-        </w:rPr>
-      </w:pPr>
-      <w:r>
-        <w:rPr>
-          <w:spacing w:val="-10"/>
-          <w:sz w:val="24"/>
-        </w:rPr>
-        <w:t>}</w:t>
-      </w:r>
-    </w:p>
-    <w:p>
-      <w:pPr>
-        <w:pStyle w:val="BodyText"/>
-        <w:spacing w:before="41"/>
-        <w:ind w:left="480"/>
-      </w:pPr>
-      <w:proofErr w:type="gramStart"/>
-      <w:r>
-        <w:t>else</w:t>
-      </w:r>
-      <w:proofErr w:type="gramEnd"/>
-      <w:r>
-        <w:t xml:space="preserve"> </w:t>
-      </w:r>
-      <w:r>
-        <w:rPr>
-          <w:spacing w:val="-10"/>
-        </w:rPr>
-        <w:t>{</w:t>
-      </w:r>
-    </w:p>
-    <w:p>
-      <w:pPr>
-        <w:pStyle w:val="BodyText"/>
-        <w:spacing w:before="42"/>
-        <w:ind w:left="720"/>
-      </w:pPr>
-      <w:proofErr w:type="gramStart"/>
-      <w:r>
-        <w:t>echo</w:t>
-      </w:r>
-      <w:proofErr w:type="gramEnd"/>
-      <w:r>
-        <w:rPr>
-          <w:spacing w:val="-9"/>
-        </w:rPr>
-        <w:t xml:space="preserve"> </w:t>
-      </w:r>
-      <w:r>
-        <w:t>"You</w:t>
-      </w:r>
-      <w:r>
-        <w:rPr>
-          <w:spacing w:val="-8"/>
-        </w:rPr>
-        <w:t xml:space="preserve"> </w:t>
-      </w:r>
-      <w:r>
-        <w:t>are</w:t>
-      </w:r>
-      <w:r>
-        <w:rPr>
-          <w:spacing w:val="-8"/>
-        </w:rPr>
-        <w:t xml:space="preserve"> </w:t>
-      </w:r>
-      <w:r>
-        <w:rPr>
-          <w:spacing w:val="-2"/>
-        </w:rPr>
-        <w:t>eligible";</w:t>
-      </w:r>
-    </w:p>
-    <w:p>
-      <w:pPr>
-        <w:spacing w:before="41"/>
-        <w:ind w:left="480"/>
-        <w:rPr>
-          <w:sz w:val="24"/>
-        </w:rPr>
-      </w:pPr>
-      <w:r>
-        <w:rPr>
-          <w:spacing w:val="-10"/>
-          <w:sz w:val="24"/>
-        </w:rPr>
-        <w:t>}</w:t>
-      </w:r>
-    </w:p>
-    <w:p>
-      <w:pPr>
-        <w:spacing w:before="42"/>
-        <w:ind w:left="240"/>
-        <w:rPr>
-          <w:sz w:val="24"/>
-        </w:rPr>
-      </w:pPr>
-      <w:r>
-        <w:rPr>
-          <w:spacing w:val="-10"/>
-          <w:sz w:val="24"/>
-        </w:rPr>
-        <w:t>}</w:t>
-      </w:r>
-    </w:p>
-    <w:p>
-      <w:pPr>
-        <w:pStyle w:val="BodyText"/>
-        <w:spacing w:before="41"/>
-        <w:ind w:left="240"/>
-      </w:pPr>
-      <w:proofErr w:type="gramStart"/>
-      <w:r>
-        <w:t>catch</w:t>
-      </w:r>
-      <w:proofErr w:type="gramEnd"/>
-      <w:r>
-        <w:t xml:space="preserve"> (Exception $e) </w:t>
-      </w:r>
-      <w:r>
-        <w:rPr>
-          <w:spacing w:val="-10"/>
-        </w:rPr>
-        <w:t>{</w:t>
-      </w:r>
-    </w:p>
-    <w:p>
-      <w:pPr>
-        <w:pStyle w:val="BodyText"/>
-        <w:spacing w:before="41" w:line="276" w:lineRule="auto"/>
-        <w:ind w:left="480" w:right="4255"/>
-      </w:pPr>
-      <w:proofErr w:type="gramStart"/>
-      <w:r>
-        <w:t>echo</w:t>
-      </w:r>
-      <w:proofErr w:type="gramEnd"/>
-      <w:r>
-        <w:rPr>
-          <w:spacing w:val="-8"/>
-        </w:rPr>
-        <w:t xml:space="preserve"> </w:t>
-      </w:r>
-      <w:r>
-        <w:t>"&lt;b&gt;Error</w:t>
-      </w:r>
-      <w:r>
-        <w:rPr>
-          <w:spacing w:val="-8"/>
-        </w:rPr>
-        <w:t xml:space="preserve"> </w:t>
-      </w:r>
-      <w:r>
-        <w:t>:&lt;/b&gt;</w:t>
-      </w:r>
-      <w:r>
-        <w:rPr>
-          <w:spacing w:val="-8"/>
-        </w:rPr>
-        <w:t xml:space="preserve"> </w:t>
-      </w:r>
-      <w:r>
-        <w:t>"</w:t>
-      </w:r>
-      <w:r>
-        <w:rPr>
-          <w:spacing w:val="-8"/>
-        </w:rPr>
-        <w:t xml:space="preserve"> </w:t>
-      </w:r>
-      <w:r>
-        <w:t>.</w:t>
-      </w:r>
-      <w:r>
-        <w:rPr>
-          <w:spacing w:val="-8"/>
-        </w:rPr>
-        <w:t xml:space="preserve"> </w:t>
-      </w:r>
-      <w:r>
-        <w:t>$e-&gt;</w:t>
-      </w:r>
-      <w:proofErr w:type="spellStart"/>
-      <w:proofErr w:type="gramStart"/>
-      <w:r>
-        <w:t>getMessage</w:t>
-      </w:r>
-      <w:proofErr w:type="spellEnd"/>
-      <w:r>
-        <w:t>(</w:t>
-      </w:r>
-      <w:proofErr w:type="gramEnd"/>
-      <w:r>
-        <w:t>); echo "&lt;</w:t>
-      </w:r>
-      <w:proofErr w:type="spellStart"/>
-      <w:r>
-        <w:t>br</w:t>
-      </w:r>
-      <w:proofErr w:type="spellEnd"/>
-      <w:r>
-        <w:t>&gt;&lt;</w:t>
-      </w:r>
-      <w:proofErr w:type="spellStart"/>
-      <w:r>
-        <w:t>br</w:t>
-      </w:r>
-      <w:proofErr w:type="spellEnd"/>
-      <w:r>
-        <w:t>&gt;";</w:t>
-      </w:r>
-    </w:p>
-    <w:p>
-      <w:pPr>
-        <w:ind w:left="240"/>
-        <w:rPr>
-          <w:sz w:val="24"/>
-        </w:rPr>
-      </w:pPr>
-      <w:r>
-        <w:rPr>
-          <w:spacing w:val="-10"/>
-          <w:sz w:val="24"/>
-        </w:rPr>
-        <w:t>}</w:t>
-      </w:r>
-    </w:p>
-    <w:p>
-      <w:pPr>
-        <w:pStyle w:val="BodyText"/>
-        <w:spacing w:before="42"/>
-        <w:ind w:left="240"/>
-      </w:pPr>
-      <w:proofErr w:type="gramStart"/>
-      <w:r>
-        <w:t>finally</w:t>
-      </w:r>
-      <w:proofErr w:type="gramEnd"/>
-      <w:r>
-        <w:t xml:space="preserve"> </w:t>
-      </w:r>
-      <w:r>
-        <w:rPr>
-          <w:spacing w:val="-10"/>
-        </w:rPr>
-        <w:t>{</w:t>
-      </w:r>
-    </w:p>
-    <w:p>
-      <w:pPr>
-        <w:pStyle w:val="BodyText"/>
-        <w:spacing w:before="41"/>
-        <w:ind w:left="480"/>
-      </w:pPr>
-      <w:proofErr w:type="gramStart"/>
-      <w:r>
-        <w:t>echo</w:t>
-      </w:r>
-      <w:proofErr w:type="gramEnd"/>
-      <w:r>
-        <w:t xml:space="preserve"> "&lt;</w:t>
-      </w:r>
-      <w:proofErr w:type="spellStart"/>
-      <w:r>
-        <w:t>br</w:t>
-      </w:r>
-      <w:proofErr w:type="spellEnd"/>
-      <w:r>
-        <w:t xml:space="preserve">&gt;Thank you for using this </w:t>
-      </w:r>
-      <w:r>
-        <w:rPr>
-          <w:spacing w:val="-2"/>
-        </w:rPr>
-        <w:t>Application";</w:t>
-      </w:r>
-    </w:p>
-    <w:p>
-      <w:pPr>
-        <w:spacing w:before="42"/>
-        <w:ind w:left="240"/>
-        <w:rPr>
-          <w:sz w:val="24"/>
-        </w:rPr>
-      </w:pPr>
-      <w:r>
-        <w:rPr>
-          <w:spacing w:val="-10"/>
-          <w:sz w:val="24"/>
-        </w:rPr>
-        <w:t>}</w:t>
-      </w:r>
-    </w:p>
-    <w:p>
-      <w:pPr>
-        <w:spacing w:before="41"/>
-        <w:rPr>
-          <w:sz w:val="24"/>
-        </w:rPr>
-      </w:pPr>
-      <w:r>
-        <w:rPr>
-          <w:spacing w:val="-10"/>
-          <w:sz w:val="24"/>
-        </w:rPr>
-        <w:t>}</w:t>
-      </w:r>
-    </w:p>
-    <w:p>
-      <w:pPr>
-        <w:spacing w:before="41"/>
-        <w:rPr>
-          <w:sz w:val="24"/>
-        </w:rPr>
-      </w:pPr>
-      <w:r>
-        <w:rPr>
-          <w:spacing w:val="-5"/>
-          <w:sz w:val="24"/>
-        </w:rPr>
-        <w:t>?&gt;</w:t>
-      </w:r>
-    </w:p>
-    <w:p>
-      <w:pPr>
-        <w:pStyle w:val="BodyText"/>
-        <w:spacing w:before="42"/>
-      </w:pPr>
-      <w:r>
-        <w:rPr>
-          <w:spacing w:val="-2"/>
-        </w:rPr>
-        <w:t>&lt;/body&gt;</w:t>
-      </w:r>
-    </w:p>
-    <w:p>
-      <w:pPr>
-        <w:pStyle w:val="BodyText"/>
-        <w:spacing w:before="41"/>
-      </w:pPr>
-      <w:r>
         <w:rPr>
           <w:spacing w:val="-2"/>
         </w:rPr>
         <w:t>&lt;/html&gt;</w:t>
       </w:r>
-    </w:p>
-    <w:p>
-      <w:pPr>
-        <w:pStyle w:val="BodyText"/>
-        <w:spacing w:before="83"/>
-      </w:pPr>
     </w:p>
     <w:p>
       <w:pPr>
@@ -4444,10 +4270,11 @@
           <w:u w:val="single"/>
           <w:lang w:val="en-IN" w:eastAsia="en-IN"/>
         </w:rPr>
+        <w:lastRenderedPageBreak/>
         <mc:AlternateContent>
           <mc:Choice Requires="wps">
             <w:drawing>
-              <wp:anchor distT="0" distB="0" distL="114300" distR="114300" simplePos="0" relativeHeight="251660288" behindDoc="0" locked="0" layoutInCell="1" allowOverlap="1">
+              <wp:anchor distT="0" distB="0" distL="114300" distR="114300" simplePos="0" relativeHeight="251655680" behindDoc="0" locked="0" layoutInCell="1" allowOverlap="1" wp14:anchorId="41B30746" wp14:editId="0C2ADF80">
                 <wp:simplePos x="0" y="0"/>
                 <wp:positionH relativeFrom="column">
                   <wp:posOffset>3057525</wp:posOffset>
@@ -4507,7 +4334,7 @@
           </mc:Choice>
           <mc:Fallback>
             <w:pict>
-              <v:rect w14:anchorId="52013126" id="Rectangle 14" o:spid="_x0000_s1026" style="position:absolute;margin-left:240.75pt;margin-top:15.9pt;width:252pt;height:201.75pt;z-index:251660288;visibility:visible;mso-wrap-style:square;mso-wrap-distance-left:9pt;mso-wrap-distance-top:0;mso-wrap-distance-right:9pt;mso-wrap-distance-bottom:0;mso-position-horizontal:absolute;mso-position-horizontal-relative:text;mso-position-vertical:absolute;mso-position-vertical-relative:text;v-text-anchor:middle" o:gfxdata="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" filled="f" stroked="f" strokeweight="2pt"/>
+              <v:rect w14:anchorId="50FEC5AD" id="Rectangle 14" o:spid="_x0000_s1026" style="position:absolute;margin-left:240.75pt;margin-top:15.9pt;width:252pt;height:201.75pt;z-index:251655680;visibility:visible;mso-wrap-style:square;mso-wrap-distance-left:9pt;mso-wrap-distance-top:0;mso-wrap-distance-right:9pt;mso-wrap-distance-bottom:0;mso-position-horizontal:absolute;mso-position-horizontal-relative:text;mso-position-vertical:absolute;mso-position-vertical-relative:text;v-text-anchor:middle" o:gfxdata="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" filled="f" stroked="f" strokeweight="2pt"/>
             </w:pict>
           </mc:Fallback>
         </mc:AlternateContent>
@@ -4523,7 +4350,7 @@
         <mc:AlternateContent>
           <mc:Choice Requires="wps">
             <w:drawing>
-              <wp:anchor distT="0" distB="0" distL="114300" distR="114300" simplePos="0" relativeHeight="251659264" behindDoc="0" locked="0" layoutInCell="1" allowOverlap="1">
+              <wp:anchor distT="0" distB="0" distL="114300" distR="114300" simplePos="0" relativeHeight="251654656" behindDoc="0" locked="0" layoutInCell="1" allowOverlap="1" wp14:anchorId="63CCE785" wp14:editId="46DAD818">
                 <wp:simplePos x="0" y="0"/>
                 <wp:positionH relativeFrom="column">
                   <wp:posOffset>3009900</wp:posOffset>
@@ -4583,7 +4410,7 @@
           </mc:Choice>
           <mc:Fallback>
             <w:pict>
-              <v:rect w14:anchorId="0B4E338B" id="Rectangle 13" o:spid="_x0000_s1026" style="position:absolute;margin-left:237pt;margin-top:15.9pt;width:243pt;height:189.75pt;z-index:251659264;visibility:visible;mso-wrap-style:square;mso-wrap-distance-left:9pt;mso-wrap-distance-top:0;mso-wrap-distance-right:9pt;mso-wrap-distance-bottom:0;mso-position-horizontal:absolute;mso-position-horizontal-relative:text;mso-position-vertical:absolute;mso-position-vertical-relative:text;v-text-anchor:middle" o:gfxdata="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" filled="f" stroked="f" strokeweight="2pt"/>
+              <v:rect w14:anchorId="0CAB4DC8" id="Rectangle 13" o:spid="_x0000_s1026" style="position:absolute;margin-left:237pt;margin-top:15.9pt;width:243pt;height:189.75pt;z-index:251654656;visibility:visible;mso-wrap-style:square;mso-wrap-distance-left:9pt;mso-wrap-distance-top:0;mso-wrap-distance-right:9pt;mso-wrap-distance-bottom:0;mso-position-horizontal:absolute;mso-position-horizontal-relative:text;mso-position-vertical:absolute;mso-position-vertical-relative:text;v-text-anchor:middle" o:gfxdata="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" filled="f" stroked="f" strokeweight="2pt"/>
             </w:pict>
           </mc:Fallback>
         </mc:AlternateContent>
@@ -4636,41 +4463,172 @@
           <w:noProof/>
           <w:lang w:val="en-IN" w:eastAsia="en-IN"/>
         </w:rPr>
-        <w:drawing>
-          <wp:inline distT="0" distB="0" distL="0" distR="0" wp14:anchorId="7E1391CE" wp14:editId="1CFD9C50">
-            <wp:extent cx="3009900" cy="2857500"/>
-            <wp:effectExtent l="0" t="0" r="0" b="0"/>
-            <wp:docPr id="1" name="Picture 1"/>
-            <wp:cNvGraphicFramePr>
-              <a:graphicFrameLocks xmlns:a="http://schemas.openxmlformats.org/drawingml/2006/main" noChangeAspect="1"/>
-            </wp:cNvGraphicFramePr>
-            <a:graphic xmlns:a="http://schemas.openxmlformats.org/drawingml/2006/main">
-              <a:graphicData uri="http://schemas.openxmlformats.org/drawingml/2006/picture">
-                <pic:pic xmlns:pic="http://schemas.openxmlformats.org/drawingml/2006/picture">
-                  <pic:nvPicPr>
-                    <pic:cNvPr id="1" name=""/>
-                    <pic:cNvPicPr/>
-                  </pic:nvPicPr>
-                  <pic:blipFill>
-                    <a:blip r:embed="rId4"/>
-                    <a:stretch>
-                      <a:fillRect/>
-                    </a:stretch>
-                  </pic:blipFill>
-                  <pic:spPr>
-                    <a:xfrm>
-                      <a:off x="0" y="0"/>
-                      <a:ext cx="3009900" cy="2857500"/>
-                    </a:xfrm>
-                    <a:prstGeom prst="rect">
-                      <a:avLst/>
-                    </a:prstGeom>
-                  </pic:spPr>
-                </pic:pic>
-              </a:graphicData>
-            </a:graphic>
-          </wp:inline>
-        </w:drawing>
+        <mc:AlternateContent>
+          <mc:Choice Requires="wps">
+            <w:drawing>
+              <wp:anchor distT="0" distB="0" distL="114300" distR="114300" simplePos="0" relativeHeight="251660800" behindDoc="0" locked="0" layoutInCell="1" allowOverlap="1" wp14:anchorId="76C12316" wp14:editId="3E46F347">
+                <wp:simplePos x="0" y="0"/>
+                <wp:positionH relativeFrom="column">
+                  <wp:posOffset>2825750</wp:posOffset>
+                </wp:positionH>
+                <wp:positionV relativeFrom="paragraph">
+                  <wp:posOffset>2797175</wp:posOffset>
+                </wp:positionV>
+                <wp:extent cx="3467100" cy="2895600"/>
+                <wp:effectExtent l="0" t="0" r="0" b="0"/>
+                <wp:wrapNone/>
+                <wp:docPr id="353674464" name="Text Box 3"/>
+                <wp:cNvGraphicFramePr/>
+                <a:graphic xmlns:a="http://schemas.openxmlformats.org/drawingml/2006/main">
+                  <a:graphicData uri="http://schemas.microsoft.com/office/word/2010/wordprocessingShape">
+                    <wps:wsp>
+                      <wps:cNvSpPr txBox="1"/>
+                      <wps:spPr>
+                        <a:xfrm>
+                          <a:off x="0" y="0"/>
+                          <a:ext cx="3467100" cy="2895600"/>
+                        </a:xfrm>
+                        <a:prstGeom prst="rect">
+                          <a:avLst/>
+                        </a:prstGeom>
+                        <a:noFill/>
+                        <a:ln w="6350">
+                          <a:noFill/>
+                        </a:ln>
+                      </wps:spPr>
+                      <wps:txbx>
+                        <w:txbxContent>
+                          <w:p>
+                            <w:r>
+                              <w:rPr>
+                                <w:noProof/>
+                                <w:lang w:val="en-IN" w:eastAsia="en-IN"/>
+                              </w:rPr>
+                              <w:drawing>
+                                <wp:inline distT="0" distB="0" distL="0" distR="0" wp14:anchorId="5734F6CB" wp14:editId="0FF02163">
+                                  <wp:extent cx="2985677" cy="2581230"/>
+                                  <wp:effectExtent l="19050" t="19050" r="24765" b="10160"/>
+                                  <wp:docPr id="1978120089" name="Picture 1978120089" descr="A screenshot of a computer&#10;&#10;AI-generated content may be incorrect."/>
+                                  <wp:cNvGraphicFramePr>
+                                    <a:graphicFrameLocks xmlns:a="http://schemas.openxmlformats.org/drawingml/2006/main" noChangeAspect="1"/>
+                                  </wp:cNvGraphicFramePr>
+                                  <a:graphic xmlns:a="http://schemas.openxmlformats.org/drawingml/2006/main">
+                                    <a:graphicData uri="http://schemas.openxmlformats.org/drawingml/2006/picture">
+                                      <pic:pic xmlns:pic="http://schemas.openxmlformats.org/drawingml/2006/picture">
+                                        <pic:nvPicPr>
+                                          <pic:cNvPr id="17" name="Picture 17" descr="A screenshot of a computer&#10;&#10;AI-generated content may be incorrect."/>
+                                          <pic:cNvPicPr/>
+                                        </pic:nvPicPr>
+                                        <pic:blipFill>
+                                          <a:blip r:embed="rId4"/>
+                                          <a:stretch>
+                                            <a:fillRect/>
+                                          </a:stretch>
+                                        </pic:blipFill>
+                                        <pic:spPr>
+                                          <a:xfrm>
+                                            <a:off x="0" y="0"/>
+                                            <a:ext cx="2997433" cy="2591393"/>
+                                          </a:xfrm>
+                                          <a:prstGeom prst="rect">
+                                            <a:avLst/>
+                                          </a:prstGeom>
+                                          <a:ln>
+                                            <a:solidFill>
+                                              <a:schemeClr val="tx1"/>
+                                            </a:solidFill>
+                                          </a:ln>
+                                        </pic:spPr>
+                                      </pic:pic>
+                                    </a:graphicData>
+                                  </a:graphic>
+                                </wp:inline>
+                              </w:drawing>
+                            </w:r>
+                          </w:p>
+                        </w:txbxContent>
+                      </wps:txbx>
+                      <wps:bodyPr rot="0" spcFirstLastPara="0" vertOverflow="overflow" horzOverflow="overflow" vert="horz" wrap="square" lIns="91440" tIns="45720" rIns="91440" bIns="45720" numCol="1" spcCol="0" rtlCol="0" fromWordArt="0" anchor="t" anchorCtr="0" forceAA="0" compatLnSpc="1">
+                        <a:prstTxWarp prst="textNoShape">
+                          <a:avLst/>
+                        </a:prstTxWarp>
+                        <a:noAutofit/>
+                      </wps:bodyPr>
+                    </wps:wsp>
+                  </a:graphicData>
+                </a:graphic>
+                <wp14:sizeRelH relativeFrom="margin">
+                  <wp14:pctWidth>0</wp14:pctWidth>
+                </wp14:sizeRelH>
+                <wp14:sizeRelV relativeFrom="margin">
+                  <wp14:pctHeight>0</wp14:pctHeight>
+                </wp14:sizeRelV>
+              </wp:anchor>
+            </w:drawing>
+          </mc:Choice>
+          <mc:Fallback>
+            <w:pict>
+              <v:shapetype w14:anchorId="76C12316" id="_x0000_t202" coordsize="21600,21600" o:spt="202" path="m,l,21600r21600,l21600,xe">
+                <v:stroke joinstyle="miter"/>
+                <v:path gradientshapeok="t" o:connecttype="rect"/>
+              </v:shapetype>
+              <v:shape id="Text Box 3" o:spid="_x0000_s1026" type="#_x0000_t202" style="position:absolute;margin-left:222.5pt;margin-top:220.25pt;width:273pt;height:228pt;z-index:251660800;visibility:visible;mso-wrap-style:square;mso-width-percent:0;mso-height-percent:0;mso-wrap-distance-left:9pt;mso-wrap-distance-top:0;mso-wrap-distance-right:9pt;mso-wrap-distance-bottom:0;mso-position-horizontal:absolute;mso-position-horizontal-relative:text;mso-position-vertical:absolute;mso-position-vertical-relative:text;mso-width-percent:0;mso-height-percent:0;mso-width-relative:margin;mso-height-relative:margin;v-text-anchor:top" o:gfxdata="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" filled="f" stroked="f" strokeweight=".5pt">
+                <v:textbox>
+                  <w:txbxContent>
+                    <w:p>
+                      <w:r>
+                        <w:rPr>
+                          <w:noProof/>
+                          <w:lang w:val="en-IN" w:eastAsia="en-IN"/>
+                        </w:rPr>
+                        <w:drawing>
+                          <wp:inline distT="0" distB="0" distL="0" distR="0" wp14:anchorId="5734F6CB" wp14:editId="0FF02163">
+                            <wp:extent cx="2985677" cy="2581230"/>
+                            <wp:effectExtent l="19050" t="19050" r="24765" b="10160"/>
+                            <wp:docPr id="1978120089" name="Picture 1978120089" descr="A screenshot of a computer&#10;&#10;AI-generated content may be incorrect."/>
+                            <wp:cNvGraphicFramePr>
+                              <a:graphicFrameLocks xmlns:a="http://schemas.openxmlformats.org/drawingml/2006/main" noChangeAspect="1"/>
+                            </wp:cNvGraphicFramePr>
+                            <a:graphic xmlns:a="http://schemas.openxmlformats.org/drawingml/2006/main">
+                              <a:graphicData uri="http://schemas.openxmlformats.org/drawingml/2006/picture">
+                                <pic:pic xmlns:pic="http://schemas.openxmlformats.org/drawingml/2006/picture">
+                                  <pic:nvPicPr>
+                                    <pic:cNvPr id="17" name="Picture 17" descr="A screenshot of a computer&#10;&#10;AI-generated content may be incorrect."/>
+                                    <pic:cNvPicPr/>
+                                  </pic:nvPicPr>
+                                  <pic:blipFill>
+                                    <a:blip r:embed="rId4"/>
+                                    <a:stretch>
+                                      <a:fillRect/>
+                                    </a:stretch>
+                                  </pic:blipFill>
+                                  <pic:spPr>
+                                    <a:xfrm>
+                                      <a:off x="0" y="0"/>
+                                      <a:ext cx="2997433" cy="2591393"/>
+                                    </a:xfrm>
+                                    <a:prstGeom prst="rect">
+                                      <a:avLst/>
+                                    </a:prstGeom>
+                                    <a:ln>
+                                      <a:solidFill>
+                                        <a:schemeClr val="tx1"/>
+                                      </a:solidFill>
+                                    </a:ln>
+                                  </pic:spPr>
+                                </pic:pic>
+                              </a:graphicData>
+                            </a:graphic>
+                          </wp:inline>
+                        </w:drawing>
+                      </w:r>
+                    </w:p>
+                  </w:txbxContent>
+                </v:textbox>
+              </v:shape>
+            </w:pict>
+          </mc:Fallback>
+        </mc:AlternateContent>
       </w:r>
       <w:r>
         <w:rPr>
@@ -4678,10 +4636,10 @@
           <w:lang w:val="en-IN" w:eastAsia="en-IN"/>
         </w:rPr>
         <w:drawing>
-          <wp:inline distT="0" distB="0" distL="0" distR="0" wp14:anchorId="45A54948" wp14:editId="23E57672">
-            <wp:extent cx="2743027" cy="2628900"/>
-            <wp:effectExtent l="0" t="0" r="635" b="0"/>
-            <wp:docPr id="15" name="Picture 15"/>
+          <wp:inline distT="0" distB="0" distL="0" distR="0" wp14:anchorId="54A0F772" wp14:editId="098F48AE">
+            <wp:extent cx="3009900" cy="2857500"/>
+            <wp:effectExtent l="19050" t="19050" r="19050" b="19050"/>
+            <wp:docPr id="1" name="Picture 1"/>
             <wp:cNvGraphicFramePr>
               <a:graphicFrameLocks xmlns:a="http://schemas.openxmlformats.org/drawingml/2006/main" noChangeAspect="1"/>
             </wp:cNvGraphicFramePr>
@@ -4701,11 +4659,16 @@
                   <pic:spPr>
                     <a:xfrm>
                       <a:off x="0" y="0"/>
-                      <a:ext cx="2782924" cy="2667137"/>
+                      <a:ext cx="3009900" cy="2857500"/>
                     </a:xfrm>
                     <a:prstGeom prst="rect">
                       <a:avLst/>
                     </a:prstGeom>
+                    <a:ln w="12700">
+                      <a:solidFill>
+                        <a:schemeClr val="tx1"/>
+                      </a:solidFill>
+                    </a:ln>
                   </pic:spPr>
                 </pic:pic>
               </a:graphicData>
@@ -4713,24 +4676,16 @@
           </wp:inline>
         </w:drawing>
       </w:r>
-    </w:p>
-    <w:p>
-      <w:pPr>
-        <w:rPr>
-          <w:b/>
-          <w:sz w:val="28"/>
-        </w:rPr>
-      </w:pPr>
       <w:r>
         <w:rPr>
           <w:noProof/>
           <w:lang w:val="en-IN" w:eastAsia="en-IN"/>
         </w:rPr>
         <w:drawing>
-          <wp:inline distT="0" distB="0" distL="0" distR="0" wp14:anchorId="419D8FF3" wp14:editId="53FE2F94">
-            <wp:extent cx="3381375" cy="2648529"/>
-            <wp:effectExtent l="0" t="0" r="0" b="0"/>
-            <wp:docPr id="16" name="Picture 16"/>
+          <wp:inline distT="0" distB="0" distL="0" distR="0" wp14:anchorId="78586F58" wp14:editId="1C977A9C">
+            <wp:extent cx="2802196" cy="2685607"/>
+            <wp:effectExtent l="19050" t="19050" r="17780" b="19685"/>
+            <wp:docPr id="15" name="Picture 15"/>
             <wp:cNvGraphicFramePr>
               <a:graphicFrameLocks xmlns:a="http://schemas.openxmlformats.org/drawingml/2006/main" noChangeAspect="1"/>
             </wp:cNvGraphicFramePr>
@@ -4750,11 +4705,16 @@
                   <pic:spPr>
                     <a:xfrm>
                       <a:off x="0" y="0"/>
-                      <a:ext cx="3401776" cy="2664508"/>
+                      <a:ext cx="2849261" cy="2730713"/>
                     </a:xfrm>
                     <a:prstGeom prst="rect">
                       <a:avLst/>
                     </a:prstGeom>
+                    <a:ln w="12700">
+                      <a:solidFill>
+                        <a:schemeClr val="tx1"/>
+                      </a:solidFill>
+                    </a:ln>
                   </pic:spPr>
                 </pic:pic>
               </a:graphicData>
@@ -4765,70 +4725,10 @@
     </w:p>
     <w:p>
       <w:pPr>
-        <w:pStyle w:val="BodyText"/>
         <w:rPr>
           <w:b/>
-          <w:sz w:val="20"/>
-        </w:rPr>
-      </w:pPr>
-    </w:p>
-    <w:p>
-      <w:pPr>
-        <w:pStyle w:val="BodyText"/>
-        <w:rPr>
-          <w:b/>
-          <w:sz w:val="20"/>
-        </w:rPr>
-      </w:pPr>
-    </w:p>
-    <w:p>
-      <w:pPr>
-        <w:pStyle w:val="BodyText"/>
-        <w:rPr>
-          <w:b/>
-          <w:sz w:val="20"/>
-        </w:rPr>
-      </w:pPr>
-    </w:p>
-    <w:p>
-      <w:pPr>
-        <w:pStyle w:val="BodyText"/>
-        <w:rPr>
-          <w:b/>
-          <w:sz w:val="20"/>
-        </w:rPr>
-      </w:pPr>
-    </w:p>
-    <w:p>
-      <w:pPr>
-        <w:pStyle w:val="BodyText"/>
-        <w:spacing w:before="16"/>
-        <w:rPr>
-          <w:b/>
-          <w:sz w:val="20"/>
-        </w:rPr>
-      </w:pPr>
-    </w:p>
-    <w:p>
-      <w:pPr>
-        <w:pStyle w:val="BodyText"/>
-        <w:ind w:left="-23"/>
-        <w:rPr>
-          <w:sz w:val="20"/>
-        </w:rPr>
-      </w:pPr>
-    </w:p>
-    <w:p>
-      <w:pPr>
-        <w:pStyle w:val="BodyText"/>
-        <w:rPr>
-          <w:sz w:val="20"/>
-        </w:rPr>
-        <w:sectPr>
-          <w:pgSz w:w="12240" w:h="15840"/>
-          <w:pgMar w:top="0" w:right="1440" w:bottom="280" w:left="1440" w:header="720" w:footer="720" w:gutter="0"/>
-          <w:cols w:space="720"/>
-        </w:sectPr>
+          <w:sz w:val="28"/>
+        </w:rPr>
       </w:pPr>
       <w:r>
         <w:rPr>
@@ -4836,10 +4736,18 @@
           <w:lang w:val="en-IN" w:eastAsia="en-IN"/>
         </w:rPr>
         <w:drawing>
-          <wp:inline distT="0" distB="0" distL="0" distR="0" wp14:anchorId="1592E9AE" wp14:editId="7284EA8E">
-            <wp:extent cx="3856523" cy="3333750"/>
-            <wp:effectExtent l="0" t="0" r="0" b="0"/>
-            <wp:docPr id="17" name="Picture 17"/>
+          <wp:anchor distT="0" distB="0" distL="114300" distR="114300" simplePos="0" relativeHeight="251658752" behindDoc="0" locked="0" layoutInCell="1" allowOverlap="1" wp14:anchorId="6B8409E9" wp14:editId="0840C784">
+            <wp:simplePos x="0" y="0"/>
+            <wp:positionH relativeFrom="margin">
+              <wp:posOffset>-175260</wp:posOffset>
+            </wp:positionH>
+            <wp:positionV relativeFrom="margin">
+              <wp:posOffset>3228975</wp:posOffset>
+            </wp:positionV>
+            <wp:extent cx="3001284" cy="2641600"/>
+            <wp:effectExtent l="19050" t="19050" r="27940" b="25400"/>
+            <wp:wrapSquare wrapText="bothSides"/>
+            <wp:docPr id="16" name="Picture 16"/>
             <wp:cNvGraphicFramePr>
               <a:graphicFrameLocks xmlns:a="http://schemas.openxmlformats.org/drawingml/2006/main" noChangeAspect="1"/>
             </wp:cNvGraphicFramePr>
@@ -4851,7 +4759,13 @@
                     <pic:cNvPicPr/>
                   </pic:nvPicPr>
                   <pic:blipFill>
-                    <a:blip r:embed="rId7"/>
+                    <a:blip r:embed="rId7">
+                      <a:extLst>
+                        <a:ext uri="{28A0092B-C50C-407E-A947-70E740481C1C}">
+                          <a14:useLocalDpi xmlns:a14="http://schemas.microsoft.com/office/drawing/2010/main" val="0"/>
+                        </a:ext>
+                      </a:extLst>
+                    </a:blip>
                     <a:stretch>
                       <a:fillRect/>
                     </a:stretch>
@@ -4859,20 +4773,63 @@
                   <pic:spPr>
                     <a:xfrm>
                       <a:off x="0" y="0"/>
-                      <a:ext cx="3859678" cy="3336477"/>
+                      <a:ext cx="3001284" cy="2641600"/>
                     </a:xfrm>
                     <a:prstGeom prst="rect">
                       <a:avLst/>
                     </a:prstGeom>
+                    <a:ln w="12700">
+                      <a:solidFill>
+                        <a:schemeClr val="tx1"/>
+                      </a:solidFill>
+                    </a:ln>
                   </pic:spPr>
                 </pic:pic>
               </a:graphicData>
             </a:graphic>
-          </wp:inline>
+          </wp:anchor>
         </w:drawing>
       </w:r>
-      <w:bookmarkStart w:id="0" w:name="_GoBack"/>
-      <w:bookmarkEnd w:id="0"/>
+    </w:p>
+    <w:p>
+      <w:pPr>
+        <w:pStyle w:val="BodyText"/>
+        <w:rPr>
+          <w:b/>
+          <w:sz w:val="20"/>
+        </w:rPr>
+      </w:pPr>
+    </w:p>
+    <w:p>
+      <w:pPr>
+        <w:pStyle w:val="BodyText"/>
+        <w:rPr>
+          <w:b/>
+          <w:sz w:val="20"/>
+        </w:rPr>
+      </w:pPr>
+    </w:p>
+    <w:p>
+      <w:pPr>
+        <w:pStyle w:val="BodyText"/>
+        <w:rPr>
+          <w:b/>
+          <w:sz w:val="20"/>
+        </w:rPr>
+      </w:pPr>
+    </w:p>
+    <w:p>
+      <w:pPr>
+        <w:pStyle w:val="BodyText"/>
+        <w:rPr>
+          <w:sz w:val="20"/>
+        </w:rPr>
+        <w:sectPr>
+          <w:pgSz w:w="12240" w:h="15840"/>
+          <w:pgMar w:top="0" w:right="1440" w:bottom="280" w:left="1440" w:header="720" w:footer="720" w:gutter="0"/>
+          <w:cols w:space="720"/>
+        </w:sectPr>
+      </w:pPr>
     </w:p>
     <w:p>
       <w:pPr>
@@ -4881,15 +4838,6 @@
         <w:rPr>
           <w:b/>
           <w:sz w:val="3"/>
-        </w:rPr>
-      </w:pPr>
-    </w:p>
-    <w:p>
-      <w:pPr>
-        <w:pStyle w:val="BodyText"/>
-        <w:ind w:left="7"/>
-        <w:rPr>
-          <w:sz w:val="20"/>
         </w:rPr>
       </w:pPr>
     </w:p>
@@ -4903,7 +4851,7 @@
 </file>
 
 <file path=word/styles.xml><?xml version="1.0" encoding="utf-8"?>
-<w:styles xmlns:mc="http://schemas.openxmlformats.org/markup-compatibility/2006" xmlns:r="http://schemas.openxmlformats.org/officeDocument/2006/relationships" xmlns:w="http://schemas.openxmlformats.org/wordprocessingml/2006/main" xmlns:w14="http://schemas.microsoft.com/office/word/2010/wordml" xmlns:w15="http://schemas.microsoft.com/office/word/2012/wordml" mc:Ignorable="w14 w15">
+<w:styles xmlns:mc="http://schemas.openxmlformats.org/markup-compatibility/2006" xmlns:r="http://schemas.openxmlformats.org/officeDocument/2006/relationships" xmlns:w="http://schemas.openxmlformats.org/wordprocessingml/2006/main" xmlns:w14="http://schemas.microsoft.com/office/word/2010/wordml" xmlns:w15="http://schemas.microsoft.com/office/word/2012/wordml" xmlns:w16cex="http://schemas.microsoft.com/office/word/2018/wordml/cex" xmlns:w16cid="http://schemas.microsoft.com/office/word/2016/wordml/cid" xmlns:w16="http://schemas.microsoft.com/office/word/2018/wordml" xmlns:w16du="http://schemas.microsoft.com/office/word/2023/wordml/word16du" xmlns:w16sdtdh="http://schemas.microsoft.com/office/word/2020/wordml/sdtdatahash" xmlns:w16sdtfl="http://schemas.microsoft.com/office/word/2024/wordml/sdtformatlock" xmlns:w16se="http://schemas.microsoft.com/office/word/2015/wordml/symex" mc:Ignorable="w14 w15 w16se w16cid w16 w16cex w16sdtdh w16sdtfl w16du">
   <w:docDefaults>
     <w:rPrDefault>
       <w:rPr>
@@ -4921,7 +4869,7 @@
       </w:pPr>
     </w:pPrDefault>
   </w:docDefaults>
-  <w:latentStyles w:defLockedState="0" w:defUIPriority="99" w:defSemiHidden="0" w:defUnhideWhenUsed="0" w:defQFormat="0" w:count="371">
+  <w:latentStyles w:defLockedState="0" w:defUIPriority="99" w:defSemiHidden="0" w:defUnhideWhenUsed="0" w:defQFormat="0" w:count="376">
     <w:lsdException w:name="Normal" w:uiPriority="0" w:qFormat="1"/>
     <w:lsdException w:name="heading 1" w:uiPriority="9" w:qFormat="1"/>
     <w:lsdException w:name="heading 2" w:semiHidden="1" w:uiPriority="9" w:unhideWhenUsed="1" w:qFormat="1"/>
@@ -5293,6 +5241,11 @@
     <w:lsdException w:name="List Table 5 Dark Accent 6" w:uiPriority="50"/>
     <w:lsdException w:name="List Table 6 Colorful Accent 6" w:uiPriority="51"/>
     <w:lsdException w:name="List Table 7 Colorful Accent 6" w:uiPriority="52"/>
+    <w:lsdException w:name="Mention" w:semiHidden="1" w:unhideWhenUsed="1"/>
+    <w:lsdException w:name="Smart Hyperlink" w:semiHidden="1" w:unhideWhenUsed="1"/>
+    <w:lsdException w:name="Hashtag" w:semiHidden="1" w:unhideWhenUsed="1"/>
+    <w:lsdException w:name="Unresolved Mention" w:semiHidden="1" w:unhideWhenUsed="1"/>
+    <w:lsdException w:name="Smart Link" w:semiHidden="1" w:unhideWhenUsed="1"/>
   </w:latentStyles>
   <w:style w:type="paragraph" w:default="1" w:styleId="Normal">
     <w:name w:val="Normal"/>
